--- a/print/hk.docx
+++ b/print/hk.docx
@@ -12,12 +12,12 @@
           <w:sz w:val="34"/>
           <w:szCs w:val="34"/>
         </w:rPr>
-        <w:t xml:space="preserve">香港八校 · 本科录取要求（一校一页）</w:t>
+        <w:t xml:space="preserve">香港八校 · 本科录取要求</w:t>
       </w:r>
     </w:p>
     <w:p>
       <w:pPr>
-        <w:spacing w:before="0" w:after="20"/>
+        <w:spacing w:before="0" w:after="140"/>
       </w:pPr>
       <w:r>
         <w:rPr>
@@ -26,19 +26,6 @@
           <w:szCs w:val="18"/>
         </w:rPr>
         <w:t xml:space="preserve">2026 年 9 月入学　·　8 所学校　·　数据核对 2026-09　·　完整可搜索版 https://mtennnn.cn</w:t>
-      </w:r>
-    </w:p>
-    <w:p>
-      <w:pPr>
-        <w:spacing w:before="0" w:after="140"/>
-      </w:pPr>
-      <w:r>
-        <w:rPr>
-          <w:color w:val="555555"/>
-          <w:sz w:val="17"/>
-          <w:szCs w:val="17"/>
-        </w:rPr>
-        <w:t xml:space="preserve">横版 A4。双面打印请在打印设置里选「长边翻页」，否则背面会上下倒过来。</w:t>
       </w:r>
     </w:p>
     <w:p>

--- a/print/hk.docx
+++ b/print/hk.docx
@@ -17,7 +17,7 @@
     </w:p>
     <w:p>
       <w:pPr>
-        <w:spacing w:before="0" w:after="140"/>
+        <w:spacing w:before="0" w:after="20"/>
       </w:pPr>
       <w:r>
         <w:rPr>
@@ -25,7 +25,23 @@
           <w:sz w:val="18"/>
           <w:szCs w:val="18"/>
         </w:rPr>
-        <w:t xml:space="preserve">2026 年 9 月入学　·　8 所学校　·　数据核对 2026-09　·　完整可搜索版 https://mtennnn.cn</w:t>
+        <w:t xml:space="preserve">2026 年 9 月入学　·　收录 169 个专业　·　8 所学校　·　数据核对 2026-09　·　完整可搜索版 https://mtennnn.cn</w:t>
+      </w:r>
+    </w:p>
+    <w:p>
+      <w:pPr>
+        <w:pBdr>
+          <w:top w:val="single" w:sz="4" w:space="3" w:color="CCCCCC"/>
+        </w:pBdr>
+        <w:spacing w:before="0" w:after="140"/>
+      </w:pPr>
+      <w:r>
+        <w:rPr>
+          <w:color w:val="555555"/>
+          <w:sz w:val="15"/>
+          <w:szCs w:val="15"/>
+        </w:rPr>
+        <w:t xml:space="preserve">本册为选编：收录各校在 10 个热门学科方向（生化医药 / 物理 / 工程 / 经管金融 / 计算机数据 / 统计数学 / 教育 / 人文语言 / 社科法律 / 传媒）的本科课程，不是完整的本科专业目录；各校全部课程请以官网为准。</w:t>
       </w:r>
     </w:p>
     <w:p>
@@ -190,7 +206,7 @@
                 <w:sz w:val="15"/>
                 <w:szCs w:val="15"/>
               </w:rPr>
-              <w:t xml:space="preserve">港大 · 28 项 · 第 1 / 8 所学校　|　来源 mtennnn.cn　|　数据核对 2026-09</w:t>
+              <w:t xml:space="preserve">港大 · 收录 28 项 · 第 1 / 8 所学校　|　来源 mtennnn.cn　|　数据核对 2026-09</w:t>
             </w:r>
           </w:p>
         </w:tc>
@@ -5923,7 +5939,7 @@
                 <w:sz w:val="15"/>
                 <w:szCs w:val="15"/>
               </w:rPr>
-              <w:t xml:space="preserve">港中文 · 30 项 · 第 2 / 8 所学校　|　来源 mtennnn.cn　|　数据核对 2026-09</w:t>
+              <w:t xml:space="preserve">港中文 · 收录 30 项 · 第 2 / 8 所学校　|　来源 mtennnn.cn　|　数据核对 2026-09</w:t>
             </w:r>
           </w:p>
         </w:tc>
@@ -12068,7 +12084,7 @@
                 <w:sz w:val="15"/>
                 <w:szCs w:val="15"/>
               </w:rPr>
-              <w:t xml:space="preserve">港科大 · 12 项 · 第 3 / 8 所学校　|　来源 mtennnn.cn　|　数据核对 2026-09</w:t>
+              <w:t xml:space="preserve">港科大 · 收录 12 项 · 第 3 / 8 所学校　|　来源 mtennnn.cn　|　数据核对 2026-09</w:t>
             </w:r>
           </w:p>
         </w:tc>
@@ -14728,7 +14744,7 @@
                 <w:sz w:val="15"/>
                 <w:szCs w:val="15"/>
               </w:rPr>
-              <w:t xml:space="preserve">城大 · 24 项 · 第 4 / 8 所学校　|　来源 mtennnn.cn　|　数据核对 2026-09</w:t>
+              <w:t xml:space="preserve">城大 · 收录 24 项 · 第 4 / 8 所学校　|　来源 mtennnn.cn　|　数据核对 2026-09</w:t>
             </w:r>
           </w:p>
         </w:tc>
@@ -19716,7 +19732,7 @@
                 <w:sz w:val="15"/>
                 <w:szCs w:val="15"/>
               </w:rPr>
-              <w:t xml:space="preserve">理大 · 21 项 · 第 5 / 8 所学校　|　来源 mtennnn.cn　|　数据核对 2026-09</w:t>
+              <w:t xml:space="preserve">理大 · 收录 21 项 · 第 5 / 8 所学校　|　来源 mtennnn.cn　|　数据核对 2026-09</w:t>
             </w:r>
           </w:p>
         </w:tc>
@@ -24098,7 +24114,7 @@
                 <w:sz w:val="15"/>
                 <w:szCs w:val="15"/>
               </w:rPr>
-              <w:t xml:space="preserve">浸会 · 19 项 · 第 6 / 8 所学校　|　来源 mtennnn.cn　|　数据核对 2026-09</w:t>
+              <w:t xml:space="preserve">浸会 · 收录 19 项 · 第 6 / 8 所学校　|　来源 mtennnn.cn　|　数据核对 2026-09</w:t>
             </w:r>
           </w:p>
         </w:tc>
@@ -28118,7 +28134,7 @@
                 <w:sz w:val="15"/>
                 <w:szCs w:val="15"/>
               </w:rPr>
-              <w:t xml:space="preserve">教育 · 17 项 · 第 7 / 8 所学校　|　来源 mtennnn.cn　|　数据核对 2026-09</w:t>
+              <w:t xml:space="preserve">教育 · 收录 17 项 · 第 7 / 8 所学校　|　来源 mtennnn.cn　|　数据核对 2026-09</w:t>
             </w:r>
           </w:p>
         </w:tc>
@@ -31734,7 +31750,7 @@
                 <w:sz w:val="15"/>
                 <w:szCs w:val="15"/>
               </w:rPr>
-              <w:t xml:space="preserve">岭南 · 18 项 · 第 8 / 8 所学校　|　来源 mtennnn.cn　|　数据核对 2026-09</w:t>
+              <w:t xml:space="preserve">岭南 · 收录 18 项 · 第 8 / 8 所学校　|　来源 mtennnn.cn　|　数据核对 2026-09</w:t>
             </w:r>
           </w:p>
         </w:tc>

--- a/print/hk.docx
+++ b/print/hk.docx
@@ -52,6 +52,7 @@
       <w:r>
         <w:rPr>
           <w:b/>
+          <w:color w:val="25603C"/>
           <w:sz w:val="30"/>
           <w:szCs w:val="30"/>
         </w:rPr>
@@ -193,7 +194,7 @@
           <w:tcPr>
             <w:tcW w:w="15818" w:type="dxa"/>
             <w:gridSpan w:val="9"/>
-            <w:shd w:val="clear" w:color="auto" w:fill="F2F2F2"/>
+            <w:shd w:val="clear" w:color="auto" w:fill="EBF1ED"/>
             <w:vAlign w:val="top"/>
           </w:tcPr>
           <w:p>
@@ -218,7 +219,7 @@
         <w:tc>
           <w:tcPr>
             <w:tcW w:w="3164" w:type="dxa"/>
-            <w:shd w:val="clear" w:color="auto" w:fill="E4E4E4"/>
+            <w:shd w:val="clear" w:color="auto" w:fill="D8E2DC"/>
             <w:vAlign w:val="top"/>
           </w:tcPr>
           <w:p>
@@ -238,7 +239,7 @@
         <w:tc>
           <w:tcPr>
             <w:tcW w:w="1265" w:type="dxa"/>
-            <w:shd w:val="clear" w:color="auto" w:fill="E4E4E4"/>
+            <w:shd w:val="clear" w:color="auto" w:fill="D8E2DC"/>
             <w:vAlign w:val="top"/>
           </w:tcPr>
           <w:p>
@@ -258,7 +259,7 @@
         <w:tc>
           <w:tcPr>
             <w:tcW w:w="1107" w:type="dxa"/>
-            <w:shd w:val="clear" w:color="auto" w:fill="E4E4E4"/>
+            <w:shd w:val="clear" w:color="auto" w:fill="D8E2DC"/>
             <w:vAlign w:val="top"/>
           </w:tcPr>
           <w:p>
@@ -278,7 +279,7 @@
         <w:tc>
           <w:tcPr>
             <w:tcW w:w="2373" w:type="dxa"/>
-            <w:shd w:val="clear" w:color="auto" w:fill="E4E4E4"/>
+            <w:shd w:val="clear" w:color="auto" w:fill="D8E2DC"/>
             <w:vAlign w:val="top"/>
           </w:tcPr>
           <w:p>
@@ -298,7 +299,7 @@
         <w:tc>
           <w:tcPr>
             <w:tcW w:w="949" w:type="dxa"/>
-            <w:shd w:val="clear" w:color="auto" w:fill="E4E4E4"/>
+            <w:shd w:val="clear" w:color="auto" w:fill="D8E2DC"/>
             <w:vAlign w:val="top"/>
           </w:tcPr>
           <w:p>
@@ -318,7 +319,7 @@
         <w:tc>
           <w:tcPr>
             <w:tcW w:w="1107" w:type="dxa"/>
-            <w:shd w:val="clear" w:color="auto" w:fill="E4E4E4"/>
+            <w:shd w:val="clear" w:color="auto" w:fill="D8E2DC"/>
             <w:vAlign w:val="top"/>
           </w:tcPr>
           <w:p>
@@ -338,7 +339,7 @@
         <w:tc>
           <w:tcPr>
             <w:tcW w:w="2215" w:type="dxa"/>
-            <w:shd w:val="clear" w:color="auto" w:fill="E4E4E4"/>
+            <w:shd w:val="clear" w:color="auto" w:fill="D8E2DC"/>
             <w:vAlign w:val="top"/>
           </w:tcPr>
           <w:p>
@@ -358,7 +359,7 @@
         <w:tc>
           <w:tcPr>
             <w:tcW w:w="1740" w:type="dxa"/>
-            <w:shd w:val="clear" w:color="auto" w:fill="E4E4E4"/>
+            <w:shd w:val="clear" w:color="auto" w:fill="D8E2DC"/>
             <w:vAlign w:val="top"/>
           </w:tcPr>
           <w:p>
@@ -378,7 +379,7 @@
         <w:tc>
           <w:tcPr>
             <w:tcW w:w="1898" w:type="dxa"/>
-            <w:shd w:val="clear" w:color="auto" w:fill="E4E4E4"/>
+            <w:shd w:val="clear" w:color="auto" w:fill="D8E2DC"/>
             <w:vAlign w:val="top"/>
           </w:tcPr>
           <w:p>
@@ -548,6 +549,17 @@
               </w:rPr>
               <w:t xml:space="preserve">TOEFL 93 / —</w:t>
             </w:r>
+            <w:r>
+              <w:br/>
+            </w:r>
+            <w:r>
+              <w:rPr>
+                <w:color w:val="666666"/>
+                <w:sz w:val="13"/>
+                <w:szCs w:val="13"/>
+              </w:rPr>
+              <w:t xml:space="preserve">EFL C · ESL B（5）</w:t>
+            </w:r>
           </w:p>
         </w:tc>
         <w:tc>
@@ -739,6 +751,17 @@
               </w:rPr>
               <w:t xml:space="preserve">TOEFL 93 / —</w:t>
             </w:r>
+            <w:r>
+              <w:br/>
+            </w:r>
+            <w:r>
+              <w:rPr>
+                <w:color w:val="666666"/>
+                <w:sz w:val="13"/>
+                <w:szCs w:val="13"/>
+              </w:rPr>
+              <w:t xml:space="preserve">EFL C · ESL B（5）</w:t>
+            </w:r>
           </w:p>
         </w:tc>
         <w:tc>
@@ -931,6 +954,17 @@
               </w:rPr>
               <w:t xml:space="preserve">TOEFL 93 / —</w:t>
             </w:r>
+            <w:r>
+              <w:br/>
+            </w:r>
+            <w:r>
+              <w:rPr>
+                <w:color w:val="666666"/>
+                <w:sz w:val="13"/>
+                <w:szCs w:val="13"/>
+              </w:rPr>
+              <w:t xml:space="preserve">EFL C · ESL B（5）</w:t>
+            </w:r>
           </w:p>
         </w:tc>
         <w:tc>
@@ -1122,6 +1156,17 @@
               </w:rPr>
               <w:t xml:space="preserve">TOEFL 93 / —</w:t>
             </w:r>
+            <w:r>
+              <w:br/>
+            </w:r>
+            <w:r>
+              <w:rPr>
+                <w:color w:val="666666"/>
+                <w:sz w:val="13"/>
+                <w:szCs w:val="13"/>
+              </w:rPr>
+              <w:t xml:space="preserve">EFL C · ESL B（5）</w:t>
+            </w:r>
           </w:p>
         </w:tc>
         <w:tc>
@@ -1313,6 +1358,17 @@
               </w:rPr>
               <w:t xml:space="preserve">TOEFL 93 / —</w:t>
             </w:r>
+            <w:r>
+              <w:br/>
+            </w:r>
+            <w:r>
+              <w:rPr>
+                <w:color w:val="666666"/>
+                <w:sz w:val="13"/>
+                <w:szCs w:val="13"/>
+              </w:rPr>
+              <w:t xml:space="preserve">EFL C · ESL B（5）</w:t>
+            </w:r>
           </w:p>
         </w:tc>
         <w:tc>
@@ -1505,6 +1561,17 @@
               </w:rPr>
               <w:t xml:space="preserve">TOEFL 93 / —</w:t>
             </w:r>
+            <w:r>
+              <w:br/>
+            </w:r>
+            <w:r>
+              <w:rPr>
+                <w:color w:val="666666"/>
+                <w:sz w:val="13"/>
+                <w:szCs w:val="13"/>
+              </w:rPr>
+              <w:t xml:space="preserve">EFL C · ESL B（5）</w:t>
+            </w:r>
           </w:p>
         </w:tc>
         <w:tc>
@@ -1696,6 +1763,17 @@
               </w:rPr>
               <w:t xml:space="preserve">TOEFL 93 / —</w:t>
             </w:r>
+            <w:r>
+              <w:br/>
+            </w:r>
+            <w:r>
+              <w:rPr>
+                <w:color w:val="666666"/>
+                <w:sz w:val="13"/>
+                <w:szCs w:val="13"/>
+              </w:rPr>
+              <w:t xml:space="preserve">EFL C · ESL B（5）</w:t>
+            </w:r>
           </w:p>
         </w:tc>
         <w:tc>
@@ -1888,6 +1966,17 @@
               </w:rPr>
               <w:t xml:space="preserve">TOEFL 93 / —</w:t>
             </w:r>
+            <w:r>
+              <w:br/>
+            </w:r>
+            <w:r>
+              <w:rPr>
+                <w:color w:val="666666"/>
+                <w:sz w:val="13"/>
+                <w:szCs w:val="13"/>
+              </w:rPr>
+              <w:t xml:space="preserve">EFL C · ESL B（5）</w:t>
+            </w:r>
           </w:p>
         </w:tc>
         <w:tc>
@@ -2080,6 +2169,17 @@
               </w:rPr>
               <w:t xml:space="preserve">TOEFL 93 / —</w:t>
             </w:r>
+            <w:r>
+              <w:br/>
+            </w:r>
+            <w:r>
+              <w:rPr>
+                <w:color w:val="666666"/>
+                <w:sz w:val="13"/>
+                <w:szCs w:val="13"/>
+              </w:rPr>
+              <w:t xml:space="preserve">EFL C · ESL B（5）</w:t>
+            </w:r>
           </w:p>
         </w:tc>
         <w:tc>
@@ -2272,6 +2372,17 @@
               </w:rPr>
               <w:t xml:space="preserve">TOEFL 93 / —</w:t>
             </w:r>
+            <w:r>
+              <w:br/>
+            </w:r>
+            <w:r>
+              <w:rPr>
+                <w:color w:val="666666"/>
+                <w:sz w:val="13"/>
+                <w:szCs w:val="13"/>
+              </w:rPr>
+              <w:t xml:space="preserve">EFL C · ESL B（5）</w:t>
+            </w:r>
           </w:p>
         </w:tc>
         <w:tc>
@@ -2465,6 +2576,17 @@
               </w:rPr>
               <w:t xml:space="preserve">TOEFL 93 / —</w:t>
             </w:r>
+            <w:r>
+              <w:br/>
+            </w:r>
+            <w:r>
+              <w:rPr>
+                <w:color w:val="666666"/>
+                <w:sz w:val="13"/>
+                <w:szCs w:val="13"/>
+              </w:rPr>
+              <w:t xml:space="preserve">EFL C · ESL B（5）</w:t>
+            </w:r>
           </w:p>
         </w:tc>
         <w:tc>
@@ -2657,6 +2779,17 @@
               </w:rPr>
               <w:t xml:space="preserve">TOEFL 93 / —</w:t>
             </w:r>
+            <w:r>
+              <w:br/>
+            </w:r>
+            <w:r>
+              <w:rPr>
+                <w:color w:val="666666"/>
+                <w:sz w:val="13"/>
+                <w:szCs w:val="13"/>
+              </w:rPr>
+              <w:t xml:space="preserve">EFL C · ESL B（5）</w:t>
+            </w:r>
           </w:p>
         </w:tc>
         <w:tc>
@@ -2849,6 +2982,17 @@
               </w:rPr>
               <w:t xml:space="preserve">TOEFL 93 / —</w:t>
             </w:r>
+            <w:r>
+              <w:br/>
+            </w:r>
+            <w:r>
+              <w:rPr>
+                <w:color w:val="666666"/>
+                <w:sz w:val="13"/>
+                <w:szCs w:val="13"/>
+              </w:rPr>
+              <w:t xml:space="preserve">EFL C · ESL B（5）</w:t>
+            </w:r>
           </w:p>
         </w:tc>
         <w:tc>
@@ -3042,6 +3186,17 @@
               </w:rPr>
               <w:t xml:space="preserve">TOEFL 93 / —</w:t>
             </w:r>
+            <w:r>
+              <w:br/>
+            </w:r>
+            <w:r>
+              <w:rPr>
+                <w:color w:val="666666"/>
+                <w:sz w:val="13"/>
+                <w:szCs w:val="13"/>
+              </w:rPr>
+              <w:t xml:space="preserve">EFL C · ESL B（5）</w:t>
+            </w:r>
           </w:p>
         </w:tc>
         <w:tc>
@@ -3234,6 +3389,17 @@
               </w:rPr>
               <w:t xml:space="preserve">TOEFL 93 / —</w:t>
             </w:r>
+            <w:r>
+              <w:br/>
+            </w:r>
+            <w:r>
+              <w:rPr>
+                <w:color w:val="666666"/>
+                <w:sz w:val="13"/>
+                <w:szCs w:val="13"/>
+              </w:rPr>
+              <w:t xml:space="preserve">EFL C · ESL B（5）</w:t>
+            </w:r>
           </w:p>
         </w:tc>
         <w:tc>
@@ -3427,6 +3593,17 @@
               </w:rPr>
               <w:t xml:space="preserve">TOEFL 93 / —</w:t>
             </w:r>
+            <w:r>
+              <w:br/>
+            </w:r>
+            <w:r>
+              <w:rPr>
+                <w:color w:val="666666"/>
+                <w:sz w:val="13"/>
+                <w:szCs w:val="13"/>
+              </w:rPr>
+              <w:t xml:space="preserve">EFL C · ESL B（5）</w:t>
+            </w:r>
           </w:p>
         </w:tc>
         <w:tc>
@@ -3620,6 +3797,17 @@
               </w:rPr>
               <w:t xml:space="preserve">TOEFL 93 / —</w:t>
             </w:r>
+            <w:r>
+              <w:br/>
+            </w:r>
+            <w:r>
+              <w:rPr>
+                <w:color w:val="666666"/>
+                <w:sz w:val="13"/>
+                <w:szCs w:val="13"/>
+              </w:rPr>
+              <w:t xml:space="preserve">EFL C · ESL B（5）</w:t>
+            </w:r>
           </w:p>
         </w:tc>
         <w:tc>
@@ -3813,6 +4001,17 @@
               </w:rPr>
               <w:t xml:space="preserve">TOEFL 93 / —</w:t>
             </w:r>
+            <w:r>
+              <w:br/>
+            </w:r>
+            <w:r>
+              <w:rPr>
+                <w:color w:val="666666"/>
+                <w:sz w:val="13"/>
+                <w:szCs w:val="13"/>
+              </w:rPr>
+              <w:t xml:space="preserve">EFL C · ESL B（5）</w:t>
+            </w:r>
           </w:p>
         </w:tc>
         <w:tc>
@@ -4005,6 +4204,17 @@
               </w:rPr>
               <w:t xml:space="preserve">TOEFL 93 / —</w:t>
             </w:r>
+            <w:r>
+              <w:br/>
+            </w:r>
+            <w:r>
+              <w:rPr>
+                <w:color w:val="666666"/>
+                <w:sz w:val="13"/>
+                <w:szCs w:val="13"/>
+              </w:rPr>
+              <w:t xml:space="preserve">EFL C · ESL B（5）</w:t>
+            </w:r>
           </w:p>
         </w:tc>
         <w:tc>
@@ -4197,6 +4407,17 @@
               </w:rPr>
               <w:t xml:space="preserve">TOEFL 93 / —</w:t>
             </w:r>
+            <w:r>
+              <w:br/>
+            </w:r>
+            <w:r>
+              <w:rPr>
+                <w:color w:val="666666"/>
+                <w:sz w:val="13"/>
+                <w:szCs w:val="13"/>
+              </w:rPr>
+              <w:t xml:space="preserve">EFL C · ESL B（5）</w:t>
+            </w:r>
           </w:p>
         </w:tc>
         <w:tc>
@@ -4388,6 +4609,17 @@
               </w:rPr>
               <w:t xml:space="preserve">TOEFL 93 / —</w:t>
             </w:r>
+            <w:r>
+              <w:br/>
+            </w:r>
+            <w:r>
+              <w:rPr>
+                <w:color w:val="666666"/>
+                <w:sz w:val="13"/>
+                <w:szCs w:val="13"/>
+              </w:rPr>
+              <w:t xml:space="preserve">EFL C · ESL B（5）</w:t>
+            </w:r>
           </w:p>
         </w:tc>
         <w:tc>
@@ -4581,6 +4813,17 @@
               </w:rPr>
               <w:t xml:space="preserve">TOEFL 93 / —</w:t>
             </w:r>
+            <w:r>
+              <w:br/>
+            </w:r>
+            <w:r>
+              <w:rPr>
+                <w:color w:val="666666"/>
+                <w:sz w:val="13"/>
+                <w:szCs w:val="13"/>
+              </w:rPr>
+              <w:t xml:space="preserve">EFL C · ESL B（5）</w:t>
+            </w:r>
           </w:p>
         </w:tc>
         <w:tc>
@@ -4774,6 +5017,17 @@
               </w:rPr>
               <w:t xml:space="preserve">TOEFL 93 / —</w:t>
             </w:r>
+            <w:r>
+              <w:br/>
+            </w:r>
+            <w:r>
+              <w:rPr>
+                <w:color w:val="666666"/>
+                <w:sz w:val="13"/>
+                <w:szCs w:val="13"/>
+              </w:rPr>
+              <w:t xml:space="preserve">EFL C · ESL B（5）</w:t>
+            </w:r>
           </w:p>
         </w:tc>
         <w:tc>
@@ -4966,6 +5220,17 @@
               </w:rPr>
               <w:t xml:space="preserve">TOEFL 93 / —</w:t>
             </w:r>
+            <w:r>
+              <w:br/>
+            </w:r>
+            <w:r>
+              <w:rPr>
+                <w:color w:val="666666"/>
+                <w:sz w:val="13"/>
+                <w:szCs w:val="13"/>
+              </w:rPr>
+              <w:t xml:space="preserve">EFL C · ESL B（5）</w:t>
+            </w:r>
           </w:p>
         </w:tc>
         <w:tc>
@@ -5158,6 +5423,17 @@
               </w:rPr>
               <w:t xml:space="preserve">TOEFL 93 / —</w:t>
             </w:r>
+            <w:r>
+              <w:br/>
+            </w:r>
+            <w:r>
+              <w:rPr>
+                <w:color w:val="666666"/>
+                <w:sz w:val="13"/>
+                <w:szCs w:val="13"/>
+              </w:rPr>
+              <w:t xml:space="preserve">EFL C · ESL B（5）</w:t>
+            </w:r>
           </w:p>
         </w:tc>
         <w:tc>
@@ -5350,6 +5626,17 @@
               </w:rPr>
               <w:t xml:space="preserve">TOEFL 93 / —</w:t>
             </w:r>
+            <w:r>
+              <w:br/>
+            </w:r>
+            <w:r>
+              <w:rPr>
+                <w:color w:val="666666"/>
+                <w:sz w:val="13"/>
+                <w:szCs w:val="13"/>
+              </w:rPr>
+              <w:t xml:space="preserve">EFL C · ESL B（5）</w:t>
+            </w:r>
           </w:p>
         </w:tc>
         <w:tc>
@@ -5542,6 +5829,17 @@
               </w:rPr>
               <w:t xml:space="preserve">TOEFL 93 / —</w:t>
             </w:r>
+            <w:r>
+              <w:br/>
+            </w:r>
+            <w:r>
+              <w:rPr>
+                <w:color w:val="666666"/>
+                <w:sz w:val="13"/>
+                <w:szCs w:val="13"/>
+              </w:rPr>
+              <w:t xml:space="preserve">EFL C · ESL B（5）</w:t>
+            </w:r>
           </w:p>
         </w:tc>
         <w:tc>
@@ -5733,6 +6031,17 @@
                 <w:szCs w:val="14"/>
               </w:rPr>
               <w:t xml:space="preserve">TOEFL 93 / —</w:t>
+            </w:r>
+            <w:r>
+              <w:br/>
+            </w:r>
+            <w:r>
+              <w:rPr>
+                <w:color w:val="666666"/>
+                <w:sz w:val="13"/>
+                <w:szCs w:val="13"/>
+              </w:rPr>
+              <w:t xml:space="preserve">EFL C · ESL B（5）</w:t>
             </w:r>
           </w:p>
         </w:tc>
@@ -5785,6 +6094,7 @@
       <w:r>
         <w:rPr>
           <w:b/>
+          <w:color w:val="6C3A74"/>
           <w:sz w:val="30"/>
           <w:szCs w:val="30"/>
         </w:rPr>
@@ -5926,7 +6236,7 @@
           <w:tcPr>
             <w:tcW w:w="15818" w:type="dxa"/>
             <w:gridSpan w:val="9"/>
-            <w:shd w:val="clear" w:color="auto" w:fill="F2F2F2"/>
+            <w:shd w:val="clear" w:color="auto" w:fill="F2EDF2"/>
             <w:vAlign w:val="top"/>
           </w:tcPr>
           <w:p>
@@ -5951,7 +6261,7 @@
         <w:tc>
           <w:tcPr>
             <w:tcW w:w="3164" w:type="dxa"/>
-            <w:shd w:val="clear" w:color="auto" w:fill="E4E4E4"/>
+            <w:shd w:val="clear" w:color="auto" w:fill="E5DCE6"/>
             <w:vAlign w:val="top"/>
           </w:tcPr>
           <w:p>
@@ -5971,7 +6281,7 @@
         <w:tc>
           <w:tcPr>
             <w:tcW w:w="1265" w:type="dxa"/>
-            <w:shd w:val="clear" w:color="auto" w:fill="E4E4E4"/>
+            <w:shd w:val="clear" w:color="auto" w:fill="E5DCE6"/>
             <w:vAlign w:val="top"/>
           </w:tcPr>
           <w:p>
@@ -5991,7 +6301,7 @@
         <w:tc>
           <w:tcPr>
             <w:tcW w:w="1107" w:type="dxa"/>
-            <w:shd w:val="clear" w:color="auto" w:fill="E4E4E4"/>
+            <w:shd w:val="clear" w:color="auto" w:fill="E5DCE6"/>
             <w:vAlign w:val="top"/>
           </w:tcPr>
           <w:p>
@@ -6011,7 +6321,7 @@
         <w:tc>
           <w:tcPr>
             <w:tcW w:w="2373" w:type="dxa"/>
-            <w:shd w:val="clear" w:color="auto" w:fill="E4E4E4"/>
+            <w:shd w:val="clear" w:color="auto" w:fill="E5DCE6"/>
             <w:vAlign w:val="top"/>
           </w:tcPr>
           <w:p>
@@ -6031,7 +6341,7 @@
         <w:tc>
           <w:tcPr>
             <w:tcW w:w="949" w:type="dxa"/>
-            <w:shd w:val="clear" w:color="auto" w:fill="E4E4E4"/>
+            <w:shd w:val="clear" w:color="auto" w:fill="E5DCE6"/>
             <w:vAlign w:val="top"/>
           </w:tcPr>
           <w:p>
@@ -6051,7 +6361,7 @@
         <w:tc>
           <w:tcPr>
             <w:tcW w:w="1107" w:type="dxa"/>
-            <w:shd w:val="clear" w:color="auto" w:fill="E4E4E4"/>
+            <w:shd w:val="clear" w:color="auto" w:fill="E5DCE6"/>
             <w:vAlign w:val="top"/>
           </w:tcPr>
           <w:p>
@@ -6071,7 +6381,7 @@
         <w:tc>
           <w:tcPr>
             <w:tcW w:w="2215" w:type="dxa"/>
-            <w:shd w:val="clear" w:color="auto" w:fill="E4E4E4"/>
+            <w:shd w:val="clear" w:color="auto" w:fill="E5DCE6"/>
             <w:vAlign w:val="top"/>
           </w:tcPr>
           <w:p>
@@ -6091,7 +6401,7 @@
         <w:tc>
           <w:tcPr>
             <w:tcW w:w="1740" w:type="dxa"/>
-            <w:shd w:val="clear" w:color="auto" w:fill="E4E4E4"/>
+            <w:shd w:val="clear" w:color="auto" w:fill="E5DCE6"/>
             <w:vAlign w:val="top"/>
           </w:tcPr>
           <w:p>
@@ -6111,7 +6421,7 @@
         <w:tc>
           <w:tcPr>
             <w:tcW w:w="1898" w:type="dxa"/>
-            <w:shd w:val="clear" w:color="auto" w:fill="E4E4E4"/>
+            <w:shd w:val="clear" w:color="auto" w:fill="E5DCE6"/>
             <w:vAlign w:val="top"/>
           </w:tcPr>
           <w:p>
@@ -6282,6 +6592,17 @@
               </w:rPr>
               <w:t xml:space="preserve">TOEFL 80 / 4.5</w:t>
             </w:r>
+            <w:r>
+              <w:br/>
+            </w:r>
+            <w:r>
+              <w:rPr>
+                <w:color w:val="666666"/>
+                <w:sz w:val="13"/>
+                <w:szCs w:val="13"/>
+              </w:rPr>
+              <w:t xml:space="preserve">EFL 未区分 · ESL 未区分</w:t>
+            </w:r>
           </w:p>
         </w:tc>
         <w:tc>
@@ -6475,6 +6796,17 @@
               </w:rPr>
               <w:t xml:space="preserve">TOEFL 80 / 4.5</w:t>
             </w:r>
+            <w:r>
+              <w:br/>
+            </w:r>
+            <w:r>
+              <w:rPr>
+                <w:color w:val="666666"/>
+                <w:sz w:val="13"/>
+                <w:szCs w:val="13"/>
+              </w:rPr>
+              <w:t xml:space="preserve">EFL 未区分 · ESL 未区分</w:t>
+            </w:r>
           </w:p>
         </w:tc>
         <w:tc>
@@ -6669,6 +7001,17 @@
               </w:rPr>
               <w:t xml:space="preserve">TOEFL 80 / 4.5</w:t>
             </w:r>
+            <w:r>
+              <w:br/>
+            </w:r>
+            <w:r>
+              <w:rPr>
+                <w:color w:val="666666"/>
+                <w:sz w:val="13"/>
+                <w:szCs w:val="13"/>
+              </w:rPr>
+              <w:t xml:space="preserve">EFL 未区分 · ESL 未区分</w:t>
+            </w:r>
           </w:p>
         </w:tc>
         <w:tc>
@@ -6862,6 +7205,17 @@
               </w:rPr>
               <w:t xml:space="preserve">TOEFL 80 / 4.5</w:t>
             </w:r>
+            <w:r>
+              <w:br/>
+            </w:r>
+            <w:r>
+              <w:rPr>
+                <w:color w:val="666666"/>
+                <w:sz w:val="13"/>
+                <w:szCs w:val="13"/>
+              </w:rPr>
+              <w:t xml:space="preserve">EFL 未区分 · ESL 未区分</w:t>
+            </w:r>
           </w:p>
         </w:tc>
         <w:tc>
@@ -7056,6 +7410,17 @@
               </w:rPr>
               <w:t xml:space="preserve">TOEFL 100 / —</w:t>
             </w:r>
+            <w:r>
+              <w:br/>
+            </w:r>
+            <w:r>
+              <w:rPr>
+                <w:color w:val="666666"/>
+                <w:sz w:val="13"/>
+                <w:szCs w:val="13"/>
+              </w:rPr>
+              <w:t xml:space="preserve">EFL 未区分 · ESL 未区分</w:t>
+            </w:r>
           </w:p>
         </w:tc>
         <w:tc>
@@ -7249,6 +7614,17 @@
               </w:rPr>
               <w:t xml:space="preserve">TOEFL 80 / 4.5</w:t>
             </w:r>
+            <w:r>
+              <w:br/>
+            </w:r>
+            <w:r>
+              <w:rPr>
+                <w:color w:val="666666"/>
+                <w:sz w:val="13"/>
+                <w:szCs w:val="13"/>
+              </w:rPr>
+              <w:t xml:space="preserve">EFL 未区分 · ESL 未区分</w:t>
+            </w:r>
           </w:p>
         </w:tc>
         <w:tc>
@@ -7443,6 +7819,17 @@
               </w:rPr>
               <w:t xml:space="preserve">TOEFL 80 / 4.5</w:t>
             </w:r>
+            <w:r>
+              <w:br/>
+            </w:r>
+            <w:r>
+              <w:rPr>
+                <w:color w:val="666666"/>
+                <w:sz w:val="13"/>
+                <w:szCs w:val="13"/>
+              </w:rPr>
+              <w:t xml:space="preserve">EFL 未区分 · ESL 未区分</w:t>
+            </w:r>
           </w:p>
         </w:tc>
         <w:tc>
@@ -7636,6 +8023,17 @@
               </w:rPr>
               <w:t xml:space="preserve">TOEFL 80 / 4.5</w:t>
             </w:r>
+            <w:r>
+              <w:br/>
+            </w:r>
+            <w:r>
+              <w:rPr>
+                <w:color w:val="666666"/>
+                <w:sz w:val="13"/>
+                <w:szCs w:val="13"/>
+              </w:rPr>
+              <w:t xml:space="preserve">EFL 未区分 · ESL 未区分</w:t>
+            </w:r>
           </w:p>
         </w:tc>
         <w:tc>
@@ -7830,6 +8228,17 @@
               </w:rPr>
               <w:t xml:space="preserve">TOEFL 80 / 4.5</w:t>
             </w:r>
+            <w:r>
+              <w:br/>
+            </w:r>
+            <w:r>
+              <w:rPr>
+                <w:color w:val="666666"/>
+                <w:sz w:val="13"/>
+                <w:szCs w:val="13"/>
+              </w:rPr>
+              <w:t xml:space="preserve">EFL 未区分 · ESL 未区分</w:t>
+            </w:r>
           </w:p>
         </w:tc>
         <w:tc>
@@ -8023,6 +8432,17 @@
               </w:rPr>
               <w:t xml:space="preserve">TOEFL 80 / 4.5</w:t>
             </w:r>
+            <w:r>
+              <w:br/>
+            </w:r>
+            <w:r>
+              <w:rPr>
+                <w:color w:val="666666"/>
+                <w:sz w:val="13"/>
+                <w:szCs w:val="13"/>
+              </w:rPr>
+              <w:t xml:space="preserve">EFL 未区分 · ESL 未区分</w:t>
+            </w:r>
           </w:p>
         </w:tc>
         <w:tc>
@@ -8215,6 +8635,17 @@
               </w:rPr>
               <w:t xml:space="preserve">TOEFL 80 / 4.5</w:t>
             </w:r>
+            <w:r>
+              <w:br/>
+            </w:r>
+            <w:r>
+              <w:rPr>
+                <w:color w:val="666666"/>
+                <w:sz w:val="13"/>
+                <w:szCs w:val="13"/>
+              </w:rPr>
+              <w:t xml:space="preserve">EFL 未区分 · ESL 未区分</w:t>
+            </w:r>
           </w:p>
         </w:tc>
         <w:tc>
@@ -8409,6 +8840,17 @@
               </w:rPr>
               <w:t xml:space="preserve">TOEFL 80 / 4.5</w:t>
             </w:r>
+            <w:r>
+              <w:br/>
+            </w:r>
+            <w:r>
+              <w:rPr>
+                <w:color w:val="666666"/>
+                <w:sz w:val="13"/>
+                <w:szCs w:val="13"/>
+              </w:rPr>
+              <w:t xml:space="preserve">EFL 未区分 · ESL 未区分</w:t>
+            </w:r>
           </w:p>
         </w:tc>
         <w:tc>
@@ -8603,6 +9045,17 @@
               </w:rPr>
               <w:t xml:space="preserve">TOEFL 80 / 4.5</w:t>
             </w:r>
+            <w:r>
+              <w:br/>
+            </w:r>
+            <w:r>
+              <w:rPr>
+                <w:color w:val="666666"/>
+                <w:sz w:val="13"/>
+                <w:szCs w:val="13"/>
+              </w:rPr>
+              <w:t xml:space="preserve">EFL 未区分 · ESL 未区分</w:t>
+            </w:r>
           </w:p>
         </w:tc>
         <w:tc>
@@ -8796,6 +9249,17 @@
               </w:rPr>
               <w:t xml:space="preserve">TOEFL 80 / 4.5</w:t>
             </w:r>
+            <w:r>
+              <w:br/>
+            </w:r>
+            <w:r>
+              <w:rPr>
+                <w:color w:val="666666"/>
+                <w:sz w:val="13"/>
+                <w:szCs w:val="13"/>
+              </w:rPr>
+              <w:t xml:space="preserve">EFL 未区分 · ESL 未区分</w:t>
+            </w:r>
           </w:p>
         </w:tc>
         <w:tc>
@@ -8987,6 +9451,17 @@
               </w:rPr>
               <w:t xml:space="preserve">TOEFL 80 / 4.5</w:t>
             </w:r>
+            <w:r>
+              <w:br/>
+            </w:r>
+            <w:r>
+              <w:rPr>
+                <w:color w:val="666666"/>
+                <w:sz w:val="13"/>
+                <w:szCs w:val="13"/>
+              </w:rPr>
+              <w:t xml:space="preserve">EFL 未区分 · ESL 未区分</w:t>
+            </w:r>
           </w:p>
         </w:tc>
         <w:tc>
@@ -9178,6 +9653,17 @@
               </w:rPr>
               <w:t xml:space="preserve">TOEFL 80 / 4.5</w:t>
             </w:r>
+            <w:r>
+              <w:br/>
+            </w:r>
+            <w:r>
+              <w:rPr>
+                <w:color w:val="666666"/>
+                <w:sz w:val="13"/>
+                <w:szCs w:val="13"/>
+              </w:rPr>
+              <w:t xml:space="preserve">EFL 未区分 · ESL 未区分</w:t>
+            </w:r>
           </w:p>
         </w:tc>
         <w:tc>
@@ -9371,6 +9857,17 @@
               </w:rPr>
               <w:t xml:space="preserve">TOEFL 80 / 4.5</w:t>
             </w:r>
+            <w:r>
+              <w:br/>
+            </w:r>
+            <w:r>
+              <w:rPr>
+                <w:color w:val="666666"/>
+                <w:sz w:val="13"/>
+                <w:szCs w:val="13"/>
+              </w:rPr>
+              <w:t xml:space="preserve">EFL 未区分 · ESL 未区分</w:t>
+            </w:r>
           </w:p>
         </w:tc>
         <w:tc>
@@ -9563,6 +10060,17 @@
               </w:rPr>
               <w:t xml:space="preserve">TOEFL 80 / 4.5</w:t>
             </w:r>
+            <w:r>
+              <w:br/>
+            </w:r>
+            <w:r>
+              <w:rPr>
+                <w:color w:val="666666"/>
+                <w:sz w:val="13"/>
+                <w:szCs w:val="13"/>
+              </w:rPr>
+              <w:t xml:space="preserve">EFL 未区分 · ESL 未区分</w:t>
+            </w:r>
           </w:p>
         </w:tc>
         <w:tc>
@@ -9757,6 +10265,17 @@
               </w:rPr>
               <w:t xml:space="preserve">TOEFL 80 / 4.5</w:t>
             </w:r>
+            <w:r>
+              <w:br/>
+            </w:r>
+            <w:r>
+              <w:rPr>
+                <w:color w:val="666666"/>
+                <w:sz w:val="13"/>
+                <w:szCs w:val="13"/>
+              </w:rPr>
+              <w:t xml:space="preserve">EFL 未区分 · ESL 未区分</w:t>
+            </w:r>
           </w:p>
         </w:tc>
         <w:tc>
@@ -9951,6 +10470,17 @@
               </w:rPr>
               <w:t xml:space="preserve">TOEFL 80 / 4.5</w:t>
             </w:r>
+            <w:r>
+              <w:br/>
+            </w:r>
+            <w:r>
+              <w:rPr>
+                <w:color w:val="666666"/>
+                <w:sz w:val="13"/>
+                <w:szCs w:val="13"/>
+              </w:rPr>
+              <w:t xml:space="preserve">EFL 未区分 · ESL 未区分</w:t>
+            </w:r>
           </w:p>
         </w:tc>
         <w:tc>
@@ -10143,6 +10673,17 @@
               </w:rPr>
               <w:t xml:space="preserve">TOEFL 80 / 4.5</w:t>
             </w:r>
+            <w:r>
+              <w:br/>
+            </w:r>
+            <w:r>
+              <w:rPr>
+                <w:color w:val="666666"/>
+                <w:sz w:val="13"/>
+                <w:szCs w:val="13"/>
+              </w:rPr>
+              <w:t xml:space="preserve">EFL 未区分 · ESL 未区分</w:t>
+            </w:r>
           </w:p>
         </w:tc>
         <w:tc>
@@ -10335,6 +10876,17 @@
               </w:rPr>
               <w:t xml:space="preserve">TOEFL 80 / 4.5</w:t>
             </w:r>
+            <w:r>
+              <w:br/>
+            </w:r>
+            <w:r>
+              <w:rPr>
+                <w:color w:val="666666"/>
+                <w:sz w:val="13"/>
+                <w:szCs w:val="13"/>
+              </w:rPr>
+              <w:t xml:space="preserve">EFL 未区分 · ESL 未区分</w:t>
+            </w:r>
           </w:p>
         </w:tc>
         <w:tc>
@@ -10529,6 +11081,17 @@
               </w:rPr>
               <w:t xml:space="preserve">TOEFL 80 / 4.5</w:t>
             </w:r>
+            <w:r>
+              <w:br/>
+            </w:r>
+            <w:r>
+              <w:rPr>
+                <w:color w:val="666666"/>
+                <w:sz w:val="13"/>
+                <w:szCs w:val="13"/>
+              </w:rPr>
+              <w:t xml:space="preserve">EFL 未区分 · ESL 未区分</w:t>
+            </w:r>
           </w:p>
         </w:tc>
         <w:tc>
@@ -10722,6 +11285,17 @@
               </w:rPr>
               <w:t xml:space="preserve">TOEFL 80 / 4.5</w:t>
             </w:r>
+            <w:r>
+              <w:br/>
+            </w:r>
+            <w:r>
+              <w:rPr>
+                <w:color w:val="666666"/>
+                <w:sz w:val="13"/>
+                <w:szCs w:val="13"/>
+              </w:rPr>
+              <w:t xml:space="preserve">EFL 未区分 · ESL 未区分</w:t>
+            </w:r>
           </w:p>
         </w:tc>
         <w:tc>
@@ -10915,6 +11489,17 @@
               </w:rPr>
               <w:t xml:space="preserve">TOEFL 80 / 4.5</w:t>
             </w:r>
+            <w:r>
+              <w:br/>
+            </w:r>
+            <w:r>
+              <w:rPr>
+                <w:color w:val="666666"/>
+                <w:sz w:val="13"/>
+                <w:szCs w:val="13"/>
+              </w:rPr>
+              <w:t xml:space="preserve">EFL 未区分 · ESL 未区分</w:t>
+            </w:r>
           </w:p>
         </w:tc>
         <w:tc>
@@ -11108,6 +11693,17 @@
               </w:rPr>
               <w:t xml:space="preserve">TOEFL 80 / 4.5</w:t>
             </w:r>
+            <w:r>
+              <w:br/>
+            </w:r>
+            <w:r>
+              <w:rPr>
+                <w:color w:val="666666"/>
+                <w:sz w:val="13"/>
+                <w:szCs w:val="13"/>
+              </w:rPr>
+              <w:t xml:space="preserve">EFL 未区分 · ESL 未区分</w:t>
+            </w:r>
           </w:p>
         </w:tc>
         <w:tc>
@@ -11300,6 +11896,17 @@
               </w:rPr>
               <w:t xml:space="preserve">TOEFL 80 / 4.5</w:t>
             </w:r>
+            <w:r>
+              <w:br/>
+            </w:r>
+            <w:r>
+              <w:rPr>
+                <w:color w:val="666666"/>
+                <w:sz w:val="13"/>
+                <w:szCs w:val="13"/>
+              </w:rPr>
+              <w:t xml:space="preserve">EFL 未区分 · ESL 未区分</w:t>
+            </w:r>
           </w:p>
         </w:tc>
         <w:tc>
@@ -11493,6 +12100,17 @@
               </w:rPr>
               <w:t xml:space="preserve">TOEFL 80 / 4.5</w:t>
             </w:r>
+            <w:r>
+              <w:br/>
+            </w:r>
+            <w:r>
+              <w:rPr>
+                <w:color w:val="666666"/>
+                <w:sz w:val="13"/>
+                <w:szCs w:val="13"/>
+              </w:rPr>
+              <w:t xml:space="preserve">EFL 未区分 · ESL 未区分</w:t>
+            </w:r>
           </w:p>
         </w:tc>
         <w:tc>
@@ -11686,6 +12304,17 @@
               </w:rPr>
               <w:t xml:space="preserve">TOEFL 80 / 4.5</w:t>
             </w:r>
+            <w:r>
+              <w:br/>
+            </w:r>
+            <w:r>
+              <w:rPr>
+                <w:color w:val="666666"/>
+                <w:sz w:val="13"/>
+                <w:szCs w:val="13"/>
+              </w:rPr>
+              <w:t xml:space="preserve">EFL 未区分 · ESL 未区分</w:t>
+            </w:r>
           </w:p>
         </w:tc>
         <w:tc>
@@ -11878,6 +12507,17 @@
                 <w:szCs w:val="14"/>
               </w:rPr>
               <w:t xml:space="preserve">TOEFL 80 / 4.5</w:t>
+            </w:r>
+            <w:r>
+              <w:br/>
+            </w:r>
+            <w:r>
+              <w:rPr>
+                <w:color w:val="666666"/>
+                <w:sz w:val="13"/>
+                <w:szCs w:val="13"/>
+              </w:rPr>
+              <w:t xml:space="preserve">EFL 未区分 · ESL 未区分</w:t>
             </w:r>
           </w:p>
         </w:tc>
@@ -11930,6 +12570,7 @@
       <w:r>
         <w:rPr>
           <w:b/>
+          <w:color w:val="1F5AA8"/>
           <w:sz w:val="30"/>
           <w:szCs w:val="30"/>
         </w:rPr>
@@ -12071,7 +12712,7 @@
           <w:tcPr>
             <w:tcW w:w="15818" w:type="dxa"/>
             <w:gridSpan w:val="9"/>
-            <w:shd w:val="clear" w:color="auto" w:fill="F2F2F2"/>
+            <w:shd w:val="clear" w:color="auto" w:fill="EBF0F7"/>
             <w:vAlign w:val="top"/>
           </w:tcPr>
           <w:p>
@@ -12096,7 +12737,7 @@
         <w:tc>
           <w:tcPr>
             <w:tcW w:w="3164" w:type="dxa"/>
-            <w:shd w:val="clear" w:color="auto" w:fill="E4E4E4"/>
+            <w:shd w:val="clear" w:color="auto" w:fill="D7E1EF"/>
             <w:vAlign w:val="top"/>
           </w:tcPr>
           <w:p>
@@ -12116,7 +12757,7 @@
         <w:tc>
           <w:tcPr>
             <w:tcW w:w="1265" w:type="dxa"/>
-            <w:shd w:val="clear" w:color="auto" w:fill="E4E4E4"/>
+            <w:shd w:val="clear" w:color="auto" w:fill="D7E1EF"/>
             <w:vAlign w:val="top"/>
           </w:tcPr>
           <w:p>
@@ -12136,7 +12777,7 @@
         <w:tc>
           <w:tcPr>
             <w:tcW w:w="1107" w:type="dxa"/>
-            <w:shd w:val="clear" w:color="auto" w:fill="E4E4E4"/>
+            <w:shd w:val="clear" w:color="auto" w:fill="D7E1EF"/>
             <w:vAlign w:val="top"/>
           </w:tcPr>
           <w:p>
@@ -12156,7 +12797,7 @@
         <w:tc>
           <w:tcPr>
             <w:tcW w:w="2373" w:type="dxa"/>
-            <w:shd w:val="clear" w:color="auto" w:fill="E4E4E4"/>
+            <w:shd w:val="clear" w:color="auto" w:fill="D7E1EF"/>
             <w:vAlign w:val="top"/>
           </w:tcPr>
           <w:p>
@@ -12176,7 +12817,7 @@
         <w:tc>
           <w:tcPr>
             <w:tcW w:w="949" w:type="dxa"/>
-            <w:shd w:val="clear" w:color="auto" w:fill="E4E4E4"/>
+            <w:shd w:val="clear" w:color="auto" w:fill="D7E1EF"/>
             <w:vAlign w:val="top"/>
           </w:tcPr>
           <w:p>
@@ -12196,7 +12837,7 @@
         <w:tc>
           <w:tcPr>
             <w:tcW w:w="1107" w:type="dxa"/>
-            <w:shd w:val="clear" w:color="auto" w:fill="E4E4E4"/>
+            <w:shd w:val="clear" w:color="auto" w:fill="D7E1EF"/>
             <w:vAlign w:val="top"/>
           </w:tcPr>
           <w:p>
@@ -12216,7 +12857,7 @@
         <w:tc>
           <w:tcPr>
             <w:tcW w:w="2215" w:type="dxa"/>
-            <w:shd w:val="clear" w:color="auto" w:fill="E4E4E4"/>
+            <w:shd w:val="clear" w:color="auto" w:fill="D7E1EF"/>
             <w:vAlign w:val="top"/>
           </w:tcPr>
           <w:p>
@@ -12236,7 +12877,7 @@
         <w:tc>
           <w:tcPr>
             <w:tcW w:w="1740" w:type="dxa"/>
-            <w:shd w:val="clear" w:color="auto" w:fill="E4E4E4"/>
+            <w:shd w:val="clear" w:color="auto" w:fill="D7E1EF"/>
             <w:vAlign w:val="top"/>
           </w:tcPr>
           <w:p>
@@ -12256,7 +12897,7 @@
         <w:tc>
           <w:tcPr>
             <w:tcW w:w="1898" w:type="dxa"/>
-            <w:shd w:val="clear" w:color="auto" w:fill="E4E4E4"/>
+            <w:shd w:val="clear" w:color="auto" w:fill="D7E1EF"/>
             <w:vAlign w:val="top"/>
           </w:tcPr>
           <w:p>
@@ -12427,6 +13068,17 @@
               </w:rPr>
               <w:t xml:space="preserve">TOEFL 80 / 4.5</w:t>
             </w:r>
+            <w:r>
+              <w:br/>
+            </w:r>
+            <w:r>
+              <w:rPr>
+                <w:color w:val="666666"/>
+                <w:sz w:val="13"/>
+                <w:szCs w:val="13"/>
+              </w:rPr>
+              <w:t xml:space="preserve">EFL 4/C · ESL 5/B</w:t>
+            </w:r>
           </w:p>
         </w:tc>
         <w:tc>
@@ -12619,6 +13271,17 @@
               </w:rPr>
               <w:t xml:space="preserve">TOEFL 80 / 4.5</w:t>
             </w:r>
+            <w:r>
+              <w:br/>
+            </w:r>
+            <w:r>
+              <w:rPr>
+                <w:color w:val="666666"/>
+                <w:sz w:val="13"/>
+                <w:szCs w:val="13"/>
+              </w:rPr>
+              <w:t xml:space="preserve">EFL 4/C · ESL 5/B</w:t>
+            </w:r>
           </w:p>
         </w:tc>
         <w:tc>
@@ -12810,6 +13473,17 @@
               </w:rPr>
               <w:t xml:space="preserve">TOEFL 80 / 4.5</w:t>
             </w:r>
+            <w:r>
+              <w:br/>
+            </w:r>
+            <w:r>
+              <w:rPr>
+                <w:color w:val="666666"/>
+                <w:sz w:val="13"/>
+                <w:szCs w:val="13"/>
+              </w:rPr>
+              <w:t xml:space="preserve">EFL 4/C · ESL 5/B</w:t>
+            </w:r>
           </w:p>
         </w:tc>
         <w:tc>
@@ -13002,6 +13676,17 @@
               </w:rPr>
               <w:t xml:space="preserve">TOEFL 80 / 4.5</w:t>
             </w:r>
+            <w:r>
+              <w:br/>
+            </w:r>
+            <w:r>
+              <w:rPr>
+                <w:color w:val="666666"/>
+                <w:sz w:val="13"/>
+                <w:szCs w:val="13"/>
+              </w:rPr>
+              <w:t xml:space="preserve">EFL 4/C · ESL 5/B</w:t>
+            </w:r>
           </w:p>
         </w:tc>
         <w:tc>
@@ -13194,6 +13879,17 @@
               </w:rPr>
               <w:t xml:space="preserve">TOEFL 80 / 4.5</w:t>
             </w:r>
+            <w:r>
+              <w:br/>
+            </w:r>
+            <w:r>
+              <w:rPr>
+                <w:color w:val="666666"/>
+                <w:sz w:val="13"/>
+                <w:szCs w:val="13"/>
+              </w:rPr>
+              <w:t xml:space="preserve">EFL 4/C · ESL 5/B</w:t>
+            </w:r>
           </w:p>
         </w:tc>
         <w:tc>
@@ -13386,6 +14082,17 @@
               </w:rPr>
               <w:t xml:space="preserve">TOEFL 80 / 4.5</w:t>
             </w:r>
+            <w:r>
+              <w:br/>
+            </w:r>
+            <w:r>
+              <w:rPr>
+                <w:color w:val="666666"/>
+                <w:sz w:val="13"/>
+                <w:szCs w:val="13"/>
+              </w:rPr>
+              <w:t xml:space="preserve">EFL 4/C · ESL 5/B</w:t>
+            </w:r>
           </w:p>
         </w:tc>
         <w:tc>
@@ -13577,6 +14284,17 @@
               </w:rPr>
               <w:t xml:space="preserve">TOEFL 80 / 4.5</w:t>
             </w:r>
+            <w:r>
+              <w:br/>
+            </w:r>
+            <w:r>
+              <w:rPr>
+                <w:color w:val="666666"/>
+                <w:sz w:val="13"/>
+                <w:szCs w:val="13"/>
+              </w:rPr>
+              <w:t xml:space="preserve">EFL 4/C · ESL 5/B</w:t>
+            </w:r>
           </w:p>
         </w:tc>
         <w:tc>
@@ -13769,6 +14487,17 @@
               </w:rPr>
               <w:t xml:space="preserve">TOEFL 80 / 4.5</w:t>
             </w:r>
+            <w:r>
+              <w:br/>
+            </w:r>
+            <w:r>
+              <w:rPr>
+                <w:color w:val="666666"/>
+                <w:sz w:val="13"/>
+                <w:szCs w:val="13"/>
+              </w:rPr>
+              <w:t xml:space="preserve">EFL 4/C · ESL 5/B</w:t>
+            </w:r>
           </w:p>
         </w:tc>
         <w:tc>
@@ -13962,6 +14691,17 @@
               </w:rPr>
               <w:t xml:space="preserve">TOEFL 80 / 4.5</w:t>
             </w:r>
+            <w:r>
+              <w:br/>
+            </w:r>
+            <w:r>
+              <w:rPr>
+                <w:color w:val="666666"/>
+                <w:sz w:val="13"/>
+                <w:szCs w:val="13"/>
+              </w:rPr>
+              <w:t xml:space="preserve">EFL 4/C · ESL 5/B</w:t>
+            </w:r>
           </w:p>
         </w:tc>
         <w:tc>
@@ -14154,6 +14894,17 @@
               </w:rPr>
               <w:t xml:space="preserve">TOEFL 80 / 4.5</w:t>
             </w:r>
+            <w:r>
+              <w:br/>
+            </w:r>
+            <w:r>
+              <w:rPr>
+                <w:color w:val="666666"/>
+                <w:sz w:val="13"/>
+                <w:szCs w:val="13"/>
+              </w:rPr>
+              <w:t xml:space="preserve">EFL 4/C · ESL 5/B</w:t>
+            </w:r>
           </w:p>
         </w:tc>
         <w:tc>
@@ -14346,6 +15097,17 @@
               </w:rPr>
               <w:t xml:space="preserve">TOEFL 80 / 4.5</w:t>
             </w:r>
+            <w:r>
+              <w:br/>
+            </w:r>
+            <w:r>
+              <w:rPr>
+                <w:color w:val="666666"/>
+                <w:sz w:val="13"/>
+                <w:szCs w:val="13"/>
+              </w:rPr>
+              <w:t xml:space="preserve">EFL 4/C · ESL 5/B</w:t>
+            </w:r>
           </w:p>
         </w:tc>
         <w:tc>
@@ -14538,6 +15300,17 @@
                 <w:szCs w:val="14"/>
               </w:rPr>
               <w:t xml:space="preserve">TOEFL 80 / 4.5</w:t>
+            </w:r>
+            <w:r>
+              <w:br/>
+            </w:r>
+            <w:r>
+              <w:rPr>
+                <w:color w:val="666666"/>
+                <w:sz w:val="13"/>
+                <w:szCs w:val="13"/>
+              </w:rPr>
+              <w:t xml:space="preserve">EFL 4/C · ESL 5/B</w:t>
             </w:r>
           </w:p>
         </w:tc>
@@ -14590,6 +15363,7 @@
       <w:r>
         <w:rPr>
           <w:b/>
+          <w:color w:val="B02A30"/>
           <w:sz w:val="30"/>
           <w:szCs w:val="30"/>
         </w:rPr>
@@ -14731,7 +15505,7 @@
           <w:tcPr>
             <w:tcW w:w="15818" w:type="dxa"/>
             <w:gridSpan w:val="9"/>
-            <w:shd w:val="clear" w:color="auto" w:fill="F2F2F2"/>
+            <w:shd w:val="clear" w:color="auto" w:fill="F8ECEC"/>
             <w:vAlign w:val="top"/>
           </w:tcPr>
           <w:p>
@@ -14756,7 +15530,7 @@
         <w:tc>
           <w:tcPr>
             <w:tcW w:w="3164" w:type="dxa"/>
-            <w:shd w:val="clear" w:color="auto" w:fill="E4E4E4"/>
+            <w:shd w:val="clear" w:color="auto" w:fill="F1D9DA"/>
             <w:vAlign w:val="top"/>
           </w:tcPr>
           <w:p>
@@ -14776,7 +15550,7 @@
         <w:tc>
           <w:tcPr>
             <w:tcW w:w="1265" w:type="dxa"/>
-            <w:shd w:val="clear" w:color="auto" w:fill="E4E4E4"/>
+            <w:shd w:val="clear" w:color="auto" w:fill="F1D9DA"/>
             <w:vAlign w:val="top"/>
           </w:tcPr>
           <w:p>
@@ -14796,7 +15570,7 @@
         <w:tc>
           <w:tcPr>
             <w:tcW w:w="1107" w:type="dxa"/>
-            <w:shd w:val="clear" w:color="auto" w:fill="E4E4E4"/>
+            <w:shd w:val="clear" w:color="auto" w:fill="F1D9DA"/>
             <w:vAlign w:val="top"/>
           </w:tcPr>
           <w:p>
@@ -14816,7 +15590,7 @@
         <w:tc>
           <w:tcPr>
             <w:tcW w:w="2373" w:type="dxa"/>
-            <w:shd w:val="clear" w:color="auto" w:fill="E4E4E4"/>
+            <w:shd w:val="clear" w:color="auto" w:fill="F1D9DA"/>
             <w:vAlign w:val="top"/>
           </w:tcPr>
           <w:p>
@@ -14836,7 +15610,7 @@
         <w:tc>
           <w:tcPr>
             <w:tcW w:w="949" w:type="dxa"/>
-            <w:shd w:val="clear" w:color="auto" w:fill="E4E4E4"/>
+            <w:shd w:val="clear" w:color="auto" w:fill="F1D9DA"/>
             <w:vAlign w:val="top"/>
           </w:tcPr>
           <w:p>
@@ -14856,7 +15630,7 @@
         <w:tc>
           <w:tcPr>
             <w:tcW w:w="1107" w:type="dxa"/>
-            <w:shd w:val="clear" w:color="auto" w:fill="E4E4E4"/>
+            <w:shd w:val="clear" w:color="auto" w:fill="F1D9DA"/>
             <w:vAlign w:val="top"/>
           </w:tcPr>
           <w:p>
@@ -14876,7 +15650,7 @@
         <w:tc>
           <w:tcPr>
             <w:tcW w:w="2215" w:type="dxa"/>
-            <w:shd w:val="clear" w:color="auto" w:fill="E4E4E4"/>
+            <w:shd w:val="clear" w:color="auto" w:fill="F1D9DA"/>
             <w:vAlign w:val="top"/>
           </w:tcPr>
           <w:p>
@@ -14896,7 +15670,7 @@
         <w:tc>
           <w:tcPr>
             <w:tcW w:w="1740" w:type="dxa"/>
-            <w:shd w:val="clear" w:color="auto" w:fill="E4E4E4"/>
+            <w:shd w:val="clear" w:color="auto" w:fill="F1D9DA"/>
             <w:vAlign w:val="top"/>
           </w:tcPr>
           <w:p>
@@ -14916,7 +15690,7 @@
         <w:tc>
           <w:tcPr>
             <w:tcW w:w="1898" w:type="dxa"/>
-            <w:shd w:val="clear" w:color="auto" w:fill="E4E4E4"/>
+            <w:shd w:val="clear" w:color="auto" w:fill="F1D9DA"/>
             <w:vAlign w:val="top"/>
           </w:tcPr>
           <w:p>
@@ -15087,6 +15861,17 @@
               </w:rPr>
               <w:t xml:space="preserve">TOEFL 79 / —</w:t>
             </w:r>
+            <w:r>
+              <w:br/>
+            </w:r>
+            <w:r>
+              <w:rPr>
+                <w:color w:val="666666"/>
+                <w:sz w:val="13"/>
+                <w:szCs w:val="13"/>
+              </w:rPr>
+              <w:t xml:space="preserve">EFL C/4 · ESL B/5</w:t>
+            </w:r>
           </w:p>
         </w:tc>
         <w:tc>
@@ -15280,6 +16065,17 @@
               </w:rPr>
               <w:t xml:space="preserve">TOEFL 79 / —</w:t>
             </w:r>
+            <w:r>
+              <w:br/>
+            </w:r>
+            <w:r>
+              <w:rPr>
+                <w:color w:val="666666"/>
+                <w:sz w:val="13"/>
+                <w:szCs w:val="13"/>
+              </w:rPr>
+              <w:t xml:space="preserve">EFL C/4 · ESL B/5</w:t>
+            </w:r>
           </w:p>
         </w:tc>
         <w:tc>
@@ -15474,6 +16270,17 @@
               </w:rPr>
               <w:t xml:space="preserve">TOEFL 79 / —</w:t>
             </w:r>
+            <w:r>
+              <w:br/>
+            </w:r>
+            <w:r>
+              <w:rPr>
+                <w:color w:val="666666"/>
+                <w:sz w:val="13"/>
+                <w:szCs w:val="13"/>
+              </w:rPr>
+              <w:t xml:space="preserve">EFL C/4 · ESL B/5</w:t>
+            </w:r>
           </w:p>
         </w:tc>
         <w:tc>
@@ -15668,6 +16475,17 @@
               </w:rPr>
               <w:t xml:space="preserve">TOEFL 79 / —</w:t>
             </w:r>
+            <w:r>
+              <w:br/>
+            </w:r>
+            <w:r>
+              <w:rPr>
+                <w:color w:val="666666"/>
+                <w:sz w:val="13"/>
+                <w:szCs w:val="13"/>
+              </w:rPr>
+              <w:t xml:space="preserve">EFL C/4 · ESL B/5</w:t>
+            </w:r>
           </w:p>
         </w:tc>
         <w:tc>
@@ -15861,6 +16679,17 @@
               </w:rPr>
               <w:t xml:space="preserve">TOEFL 79 / —</w:t>
             </w:r>
+            <w:r>
+              <w:br/>
+            </w:r>
+            <w:r>
+              <w:rPr>
+                <w:color w:val="666666"/>
+                <w:sz w:val="13"/>
+                <w:szCs w:val="13"/>
+              </w:rPr>
+              <w:t xml:space="preserve">EFL C/4 · ESL B/5</w:t>
+            </w:r>
           </w:p>
         </w:tc>
         <w:tc>
@@ -16054,6 +16883,17 @@
               </w:rPr>
               <w:t xml:space="preserve">TOEFL 79 / —</w:t>
             </w:r>
+            <w:r>
+              <w:br/>
+            </w:r>
+            <w:r>
+              <w:rPr>
+                <w:color w:val="666666"/>
+                <w:sz w:val="13"/>
+                <w:szCs w:val="13"/>
+              </w:rPr>
+              <w:t xml:space="preserve">EFL C/4 · ESL B/5</w:t>
+            </w:r>
           </w:p>
         </w:tc>
         <w:tc>
@@ -16248,6 +17088,17 @@
               </w:rPr>
               <w:t xml:space="preserve">TOEFL 79 / —</w:t>
             </w:r>
+            <w:r>
+              <w:br/>
+            </w:r>
+            <w:r>
+              <w:rPr>
+                <w:color w:val="666666"/>
+                <w:sz w:val="13"/>
+                <w:szCs w:val="13"/>
+              </w:rPr>
+              <w:t xml:space="preserve">EFL C/4 · ESL B/5</w:t>
+            </w:r>
           </w:p>
         </w:tc>
         <w:tc>
@@ -16442,6 +17293,17 @@
               </w:rPr>
               <w:t xml:space="preserve">TOEFL 79 / —</w:t>
             </w:r>
+            <w:r>
+              <w:br/>
+            </w:r>
+            <w:r>
+              <w:rPr>
+                <w:color w:val="666666"/>
+                <w:sz w:val="13"/>
+                <w:szCs w:val="13"/>
+              </w:rPr>
+              <w:t xml:space="preserve">EFL C/4 · ESL B/5</w:t>
+            </w:r>
           </w:p>
         </w:tc>
         <w:tc>
@@ -16635,6 +17497,17 @@
               </w:rPr>
               <w:t xml:space="preserve">TOEFL 79 / —</w:t>
             </w:r>
+            <w:r>
+              <w:br/>
+            </w:r>
+            <w:r>
+              <w:rPr>
+                <w:color w:val="666666"/>
+                <w:sz w:val="13"/>
+                <w:szCs w:val="13"/>
+              </w:rPr>
+              <w:t xml:space="preserve">EFL C/4 · ESL B/5</w:t>
+            </w:r>
           </w:p>
         </w:tc>
         <w:tc>
@@ -16828,6 +17701,17 @@
               </w:rPr>
               <w:t xml:space="preserve">TOEFL 79 / —</w:t>
             </w:r>
+            <w:r>
+              <w:br/>
+            </w:r>
+            <w:r>
+              <w:rPr>
+                <w:color w:val="666666"/>
+                <w:sz w:val="13"/>
+                <w:szCs w:val="13"/>
+              </w:rPr>
+              <w:t xml:space="preserve">EFL C/4 · ESL B/5</w:t>
+            </w:r>
           </w:p>
         </w:tc>
         <w:tc>
@@ -17022,6 +17906,17 @@
               </w:rPr>
               <w:t xml:space="preserve">TOEFL 79 / —</w:t>
             </w:r>
+            <w:r>
+              <w:br/>
+            </w:r>
+            <w:r>
+              <w:rPr>
+                <w:color w:val="666666"/>
+                <w:sz w:val="13"/>
+                <w:szCs w:val="13"/>
+              </w:rPr>
+              <w:t xml:space="preserve">EFL C/4 · ESL B/5</w:t>
+            </w:r>
           </w:p>
         </w:tc>
         <w:tc>
@@ -17214,6 +18109,17 @@
               </w:rPr>
               <w:t xml:space="preserve">TOEFL 79 / —</w:t>
             </w:r>
+            <w:r>
+              <w:br/>
+            </w:r>
+            <w:r>
+              <w:rPr>
+                <w:color w:val="666666"/>
+                <w:sz w:val="13"/>
+                <w:szCs w:val="13"/>
+              </w:rPr>
+              <w:t xml:space="preserve">EFL C/4 · ESL B/5</w:t>
+            </w:r>
           </w:p>
         </w:tc>
         <w:tc>
@@ -17408,6 +18314,17 @@
               </w:rPr>
               <w:t xml:space="preserve">TOEFL 79 / —</w:t>
             </w:r>
+            <w:r>
+              <w:br/>
+            </w:r>
+            <w:r>
+              <w:rPr>
+                <w:color w:val="666666"/>
+                <w:sz w:val="13"/>
+                <w:szCs w:val="13"/>
+              </w:rPr>
+              <w:t xml:space="preserve">EFL C/4 · ESL B/5</w:t>
+            </w:r>
           </w:p>
         </w:tc>
         <w:tc>
@@ -17600,6 +18517,17 @@
               </w:rPr>
               <w:t xml:space="preserve">TOEFL 79 / —</w:t>
             </w:r>
+            <w:r>
+              <w:br/>
+            </w:r>
+            <w:r>
+              <w:rPr>
+                <w:color w:val="666666"/>
+                <w:sz w:val="13"/>
+                <w:szCs w:val="13"/>
+              </w:rPr>
+              <w:t xml:space="preserve">EFL C/4 · ESL B/5</w:t>
+            </w:r>
           </w:p>
         </w:tc>
         <w:tc>
@@ -17794,6 +18722,17 @@
               </w:rPr>
               <w:t xml:space="preserve">TOEFL 79 / —</w:t>
             </w:r>
+            <w:r>
+              <w:br/>
+            </w:r>
+            <w:r>
+              <w:rPr>
+                <w:color w:val="666666"/>
+                <w:sz w:val="13"/>
+                <w:szCs w:val="13"/>
+              </w:rPr>
+              <w:t xml:space="preserve">EFL C/4 · ESL B/5</w:t>
+            </w:r>
           </w:p>
         </w:tc>
         <w:tc>
@@ -17986,6 +18925,17 @@
               </w:rPr>
               <w:t xml:space="preserve">TOEFL 79 / —</w:t>
             </w:r>
+            <w:r>
+              <w:br/>
+            </w:r>
+            <w:r>
+              <w:rPr>
+                <w:color w:val="666666"/>
+                <w:sz w:val="13"/>
+                <w:szCs w:val="13"/>
+              </w:rPr>
+              <w:t xml:space="preserve">EFL C/4 · ESL B/5</w:t>
+            </w:r>
           </w:p>
         </w:tc>
         <w:tc>
@@ -18178,6 +19128,17 @@
               </w:rPr>
               <w:t xml:space="preserve">TOEFL 79 / —</w:t>
             </w:r>
+            <w:r>
+              <w:br/>
+            </w:r>
+            <w:r>
+              <w:rPr>
+                <w:color w:val="666666"/>
+                <w:sz w:val="13"/>
+                <w:szCs w:val="13"/>
+              </w:rPr>
+              <w:t xml:space="preserve">EFL C/4 · ESL B/5</w:t>
+            </w:r>
           </w:p>
         </w:tc>
         <w:tc>
@@ -18370,6 +19331,17 @@
               </w:rPr>
               <w:t xml:space="preserve">TOEFL 79 / —</w:t>
             </w:r>
+            <w:r>
+              <w:br/>
+            </w:r>
+            <w:r>
+              <w:rPr>
+                <w:color w:val="666666"/>
+                <w:sz w:val="13"/>
+                <w:szCs w:val="13"/>
+              </w:rPr>
+              <w:t xml:space="preserve">EFL C/4 · ESL B/5</w:t>
+            </w:r>
           </w:p>
         </w:tc>
         <w:tc>
@@ -18563,6 +19535,17 @@
               </w:rPr>
               <w:t xml:space="preserve">TOEFL 79 / —</w:t>
             </w:r>
+            <w:r>
+              <w:br/>
+            </w:r>
+            <w:r>
+              <w:rPr>
+                <w:color w:val="666666"/>
+                <w:sz w:val="13"/>
+                <w:szCs w:val="13"/>
+              </w:rPr>
+              <w:t xml:space="preserve">EFL C/4 · ESL B/5</w:t>
+            </w:r>
           </w:p>
         </w:tc>
         <w:tc>
@@ -18756,6 +19739,17 @@
               </w:rPr>
               <w:t xml:space="preserve">TOEFL 79 / —</w:t>
             </w:r>
+            <w:r>
+              <w:br/>
+            </w:r>
+            <w:r>
+              <w:rPr>
+                <w:color w:val="666666"/>
+                <w:sz w:val="13"/>
+                <w:szCs w:val="13"/>
+              </w:rPr>
+              <w:t xml:space="preserve">EFL C/4 · ESL B/5</w:t>
+            </w:r>
           </w:p>
         </w:tc>
         <w:tc>
@@ -18948,6 +19942,17 @@
               </w:rPr>
               <w:t xml:space="preserve">TOEFL 79 / —</w:t>
             </w:r>
+            <w:r>
+              <w:br/>
+            </w:r>
+            <w:r>
+              <w:rPr>
+                <w:color w:val="666666"/>
+                <w:sz w:val="13"/>
+                <w:szCs w:val="13"/>
+              </w:rPr>
+              <w:t xml:space="preserve">EFL C/4 · ESL B/5</w:t>
+            </w:r>
           </w:p>
         </w:tc>
         <w:tc>
@@ -19141,6 +20146,17 @@
               </w:rPr>
               <w:t xml:space="preserve">TOEFL 79 / —</w:t>
             </w:r>
+            <w:r>
+              <w:br/>
+            </w:r>
+            <w:r>
+              <w:rPr>
+                <w:color w:val="666666"/>
+                <w:sz w:val="13"/>
+                <w:szCs w:val="13"/>
+              </w:rPr>
+              <w:t xml:space="preserve">EFL C/4 · ESL B/5</w:t>
+            </w:r>
           </w:p>
         </w:tc>
         <w:tc>
@@ -19334,6 +20350,17 @@
               </w:rPr>
               <w:t xml:space="preserve">TOEFL 79 / —</w:t>
             </w:r>
+            <w:r>
+              <w:br/>
+            </w:r>
+            <w:r>
+              <w:rPr>
+                <w:color w:val="666666"/>
+                <w:sz w:val="13"/>
+                <w:szCs w:val="13"/>
+              </w:rPr>
+              <w:t xml:space="preserve">EFL C/4 · ESL B/5</w:t>
+            </w:r>
           </w:p>
         </w:tc>
         <w:tc>
@@ -19526,6 +20553,17 @@
                 <w:szCs w:val="14"/>
               </w:rPr>
               <w:t xml:space="preserve">TOEFL 79 / —</w:t>
+            </w:r>
+            <w:r>
+              <w:br/>
+            </w:r>
+            <w:r>
+              <w:rPr>
+                <w:color w:val="666666"/>
+                <w:sz w:val="13"/>
+                <w:szCs w:val="13"/>
+              </w:rPr>
+              <w:t xml:space="preserve">EFL C/4 · ESL B/5</w:t>
             </w:r>
           </w:p>
         </w:tc>
@@ -19578,6 +20616,7 @@
       <w:r>
         <w:rPr>
           <w:b/>
+          <w:color w:val="9B2F5F"/>
           <w:sz w:val="30"/>
           <w:szCs w:val="30"/>
         </w:rPr>
@@ -19719,7 +20758,7 @@
           <w:tcPr>
             <w:tcW w:w="15818" w:type="dxa"/>
             <w:gridSpan w:val="9"/>
-            <w:shd w:val="clear" w:color="auto" w:fill="F2F2F2"/>
+            <w:shd w:val="clear" w:color="auto" w:fill="F6ECF1"/>
             <w:vAlign w:val="top"/>
           </w:tcPr>
           <w:p>
@@ -19744,7 +20783,7 @@
         <w:tc>
           <w:tcPr>
             <w:tcW w:w="3164" w:type="dxa"/>
-            <w:shd w:val="clear" w:color="auto" w:fill="E4E4E4"/>
+            <w:shd w:val="clear" w:color="auto" w:fill="EDDAE2"/>
             <w:vAlign w:val="top"/>
           </w:tcPr>
           <w:p>
@@ -19764,7 +20803,7 @@
         <w:tc>
           <w:tcPr>
             <w:tcW w:w="1265" w:type="dxa"/>
-            <w:shd w:val="clear" w:color="auto" w:fill="E4E4E4"/>
+            <w:shd w:val="clear" w:color="auto" w:fill="EDDAE2"/>
             <w:vAlign w:val="top"/>
           </w:tcPr>
           <w:p>
@@ -19784,7 +20823,7 @@
         <w:tc>
           <w:tcPr>
             <w:tcW w:w="1107" w:type="dxa"/>
-            <w:shd w:val="clear" w:color="auto" w:fill="E4E4E4"/>
+            <w:shd w:val="clear" w:color="auto" w:fill="EDDAE2"/>
             <w:vAlign w:val="top"/>
           </w:tcPr>
           <w:p>
@@ -19804,7 +20843,7 @@
         <w:tc>
           <w:tcPr>
             <w:tcW w:w="2373" w:type="dxa"/>
-            <w:shd w:val="clear" w:color="auto" w:fill="E4E4E4"/>
+            <w:shd w:val="clear" w:color="auto" w:fill="EDDAE2"/>
             <w:vAlign w:val="top"/>
           </w:tcPr>
           <w:p>
@@ -19824,7 +20863,7 @@
         <w:tc>
           <w:tcPr>
             <w:tcW w:w="949" w:type="dxa"/>
-            <w:shd w:val="clear" w:color="auto" w:fill="E4E4E4"/>
+            <w:shd w:val="clear" w:color="auto" w:fill="EDDAE2"/>
             <w:vAlign w:val="top"/>
           </w:tcPr>
           <w:p>
@@ -19844,7 +20883,7 @@
         <w:tc>
           <w:tcPr>
             <w:tcW w:w="1107" w:type="dxa"/>
-            <w:shd w:val="clear" w:color="auto" w:fill="E4E4E4"/>
+            <w:shd w:val="clear" w:color="auto" w:fill="EDDAE2"/>
             <w:vAlign w:val="top"/>
           </w:tcPr>
           <w:p>
@@ -19864,7 +20903,7 @@
         <w:tc>
           <w:tcPr>
             <w:tcW w:w="2215" w:type="dxa"/>
-            <w:shd w:val="clear" w:color="auto" w:fill="E4E4E4"/>
+            <w:shd w:val="clear" w:color="auto" w:fill="EDDAE2"/>
             <w:vAlign w:val="top"/>
           </w:tcPr>
           <w:p>
@@ -19884,7 +20923,7 @@
         <w:tc>
           <w:tcPr>
             <w:tcW w:w="1740" w:type="dxa"/>
-            <w:shd w:val="clear" w:color="auto" w:fill="E4E4E4"/>
+            <w:shd w:val="clear" w:color="auto" w:fill="EDDAE2"/>
             <w:vAlign w:val="top"/>
           </w:tcPr>
           <w:p>
@@ -19904,7 +20943,7 @@
         <w:tc>
           <w:tcPr>
             <w:tcW w:w="1898" w:type="dxa"/>
-            <w:shd w:val="clear" w:color="auto" w:fill="E4E4E4"/>
+            <w:shd w:val="clear" w:color="auto" w:fill="EDDAE2"/>
             <w:vAlign w:val="top"/>
           </w:tcPr>
           <w:p>
@@ -20074,6 +21113,17 @@
               </w:rPr>
               <w:t xml:space="preserve">TOEFL 80 / —</w:t>
             </w:r>
+            <w:r>
+              <w:br/>
+            </w:r>
+            <w:r>
+              <w:rPr>
+                <w:color w:val="666666"/>
+                <w:sz w:val="13"/>
+                <w:szCs w:val="13"/>
+              </w:rPr>
+              <w:t xml:space="preserve">EFL 未区分 · ESL 未区分</w:t>
+            </w:r>
           </w:p>
         </w:tc>
         <w:tc>
@@ -20265,6 +21315,17 @@
               </w:rPr>
               <w:t xml:space="preserve">TOEFL 80 / —</w:t>
             </w:r>
+            <w:r>
+              <w:br/>
+            </w:r>
+            <w:r>
+              <w:rPr>
+                <w:color w:val="666666"/>
+                <w:sz w:val="13"/>
+                <w:szCs w:val="13"/>
+              </w:rPr>
+              <w:t xml:space="preserve">EFL 未区分 · ESL 未区分</w:t>
+            </w:r>
           </w:p>
         </w:tc>
         <w:tc>
@@ -20456,6 +21517,17 @@
               </w:rPr>
               <w:t xml:space="preserve">TOEFL 80 / —</w:t>
             </w:r>
+            <w:r>
+              <w:br/>
+            </w:r>
+            <w:r>
+              <w:rPr>
+                <w:color w:val="666666"/>
+                <w:sz w:val="13"/>
+                <w:szCs w:val="13"/>
+              </w:rPr>
+              <w:t xml:space="preserve">EFL 未区分 · ESL 未区分</w:t>
+            </w:r>
           </w:p>
         </w:tc>
         <w:tc>
@@ -20647,6 +21719,17 @@
               </w:rPr>
               <w:t xml:space="preserve">TOEFL 80 / —</w:t>
             </w:r>
+            <w:r>
+              <w:br/>
+            </w:r>
+            <w:r>
+              <w:rPr>
+                <w:color w:val="666666"/>
+                <w:sz w:val="13"/>
+                <w:szCs w:val="13"/>
+              </w:rPr>
+              <w:t xml:space="preserve">EFL 未区分 · ESL 未区分</w:t>
+            </w:r>
           </w:p>
         </w:tc>
         <w:tc>
@@ -20839,6 +21922,17 @@
               </w:rPr>
               <w:t xml:space="preserve">TOEFL 80 / —</w:t>
             </w:r>
+            <w:r>
+              <w:br/>
+            </w:r>
+            <w:r>
+              <w:rPr>
+                <w:color w:val="666666"/>
+                <w:sz w:val="13"/>
+                <w:szCs w:val="13"/>
+              </w:rPr>
+              <w:t xml:space="preserve">EFL 未区分 · ESL 未区分</w:t>
+            </w:r>
           </w:p>
         </w:tc>
         <w:tc>
@@ -21031,6 +22125,17 @@
               </w:rPr>
               <w:t xml:space="preserve">TOEFL 80 / —</w:t>
             </w:r>
+            <w:r>
+              <w:br/>
+            </w:r>
+            <w:r>
+              <w:rPr>
+                <w:color w:val="666666"/>
+                <w:sz w:val="13"/>
+                <w:szCs w:val="13"/>
+              </w:rPr>
+              <w:t xml:space="preserve">EFL 未区分 · ESL 未区分</w:t>
+            </w:r>
           </w:p>
         </w:tc>
         <w:tc>
@@ -21224,6 +22329,17 @@
               </w:rPr>
               <w:t xml:space="preserve">TOEFL 80 / —</w:t>
             </w:r>
+            <w:r>
+              <w:br/>
+            </w:r>
+            <w:r>
+              <w:rPr>
+                <w:color w:val="666666"/>
+                <w:sz w:val="13"/>
+                <w:szCs w:val="13"/>
+              </w:rPr>
+              <w:t xml:space="preserve">EFL 未区分 · ESL 未区分</w:t>
+            </w:r>
           </w:p>
         </w:tc>
         <w:tc>
@@ -21417,6 +22533,17 @@
               </w:rPr>
               <w:t xml:space="preserve">TOEFL 80 / —</w:t>
             </w:r>
+            <w:r>
+              <w:br/>
+            </w:r>
+            <w:r>
+              <w:rPr>
+                <w:color w:val="666666"/>
+                <w:sz w:val="13"/>
+                <w:szCs w:val="13"/>
+              </w:rPr>
+              <w:t xml:space="preserve">EFL 未区分 · ESL 未区分</w:t>
+            </w:r>
           </w:p>
         </w:tc>
         <w:tc>
@@ -21610,6 +22737,17 @@
               </w:rPr>
               <w:t xml:space="preserve">TOEFL 80 / —</w:t>
             </w:r>
+            <w:r>
+              <w:br/>
+            </w:r>
+            <w:r>
+              <w:rPr>
+                <w:color w:val="666666"/>
+                <w:sz w:val="13"/>
+                <w:szCs w:val="13"/>
+              </w:rPr>
+              <w:t xml:space="preserve">EFL 未区分 · ESL 未区分</w:t>
+            </w:r>
           </w:p>
         </w:tc>
         <w:tc>
@@ -21803,6 +22941,17 @@
               </w:rPr>
               <w:t xml:space="preserve">TOEFL 80 / —</w:t>
             </w:r>
+            <w:r>
+              <w:br/>
+            </w:r>
+            <w:r>
+              <w:rPr>
+                <w:color w:val="666666"/>
+                <w:sz w:val="13"/>
+                <w:szCs w:val="13"/>
+              </w:rPr>
+              <w:t xml:space="preserve">EFL 未区分 · ESL 未区分</w:t>
+            </w:r>
           </w:p>
         </w:tc>
         <w:tc>
@@ -21996,6 +23145,17 @@
               </w:rPr>
               <w:t xml:space="preserve">TOEFL 80 / —</w:t>
             </w:r>
+            <w:r>
+              <w:br/>
+            </w:r>
+            <w:r>
+              <w:rPr>
+                <w:color w:val="666666"/>
+                <w:sz w:val="13"/>
+                <w:szCs w:val="13"/>
+              </w:rPr>
+              <w:t xml:space="preserve">EFL 未区分 · ESL 未区分</w:t>
+            </w:r>
           </w:p>
         </w:tc>
         <w:tc>
@@ -22189,6 +23349,17 @@
               </w:rPr>
               <w:t xml:space="preserve">TOEFL 80 / —</w:t>
             </w:r>
+            <w:r>
+              <w:br/>
+            </w:r>
+            <w:r>
+              <w:rPr>
+                <w:color w:val="666666"/>
+                <w:sz w:val="13"/>
+                <w:szCs w:val="13"/>
+              </w:rPr>
+              <w:t xml:space="preserve">EFL 未区分 · ESL 未区分</w:t>
+            </w:r>
           </w:p>
         </w:tc>
         <w:tc>
@@ -22380,6 +23551,17 @@
               </w:rPr>
               <w:t xml:space="preserve">TOEFL 80 / —</w:t>
             </w:r>
+            <w:r>
+              <w:br/>
+            </w:r>
+            <w:r>
+              <w:rPr>
+                <w:color w:val="666666"/>
+                <w:sz w:val="13"/>
+                <w:szCs w:val="13"/>
+              </w:rPr>
+              <w:t xml:space="preserve">EFL 未区分 · ESL 未区分</w:t>
+            </w:r>
           </w:p>
         </w:tc>
         <w:tc>
@@ -22571,6 +23753,17 @@
               </w:rPr>
               <w:t xml:space="preserve">TOEFL 80 / —</w:t>
             </w:r>
+            <w:r>
+              <w:br/>
+            </w:r>
+            <w:r>
+              <w:rPr>
+                <w:color w:val="666666"/>
+                <w:sz w:val="13"/>
+                <w:szCs w:val="13"/>
+              </w:rPr>
+              <w:t xml:space="preserve">EFL 未区分 · ESL 未区分</w:t>
+            </w:r>
           </w:p>
         </w:tc>
         <w:tc>
@@ -22762,6 +23955,17 @@
               </w:rPr>
               <w:t xml:space="preserve">TOEFL 80 / —</w:t>
             </w:r>
+            <w:r>
+              <w:br/>
+            </w:r>
+            <w:r>
+              <w:rPr>
+                <w:color w:val="666666"/>
+                <w:sz w:val="13"/>
+                <w:szCs w:val="13"/>
+              </w:rPr>
+              <w:t xml:space="preserve">EFL 未区分 · ESL 未区分</w:t>
+            </w:r>
           </w:p>
         </w:tc>
         <w:tc>
@@ -22953,6 +24157,17 @@
               </w:rPr>
               <w:t xml:space="preserve">TOEFL 80 / —</w:t>
             </w:r>
+            <w:r>
+              <w:br/>
+            </w:r>
+            <w:r>
+              <w:rPr>
+                <w:color w:val="666666"/>
+                <w:sz w:val="13"/>
+                <w:szCs w:val="13"/>
+              </w:rPr>
+              <w:t xml:space="preserve">EFL 未区分 · ESL 未区分</w:t>
+            </w:r>
           </w:p>
         </w:tc>
         <w:tc>
@@ -23145,6 +24360,17 @@
               </w:rPr>
               <w:t xml:space="preserve">TOEFL 80 / —</w:t>
             </w:r>
+            <w:r>
+              <w:br/>
+            </w:r>
+            <w:r>
+              <w:rPr>
+                <w:color w:val="666666"/>
+                <w:sz w:val="13"/>
+                <w:szCs w:val="13"/>
+              </w:rPr>
+              <w:t xml:space="preserve">EFL 未区分 · ESL 未区分</w:t>
+            </w:r>
           </w:p>
         </w:tc>
         <w:tc>
@@ -23336,6 +24562,17 @@
               </w:rPr>
               <w:t xml:space="preserve">TOEFL 80 / —</w:t>
             </w:r>
+            <w:r>
+              <w:br/>
+            </w:r>
+            <w:r>
+              <w:rPr>
+                <w:color w:val="666666"/>
+                <w:sz w:val="13"/>
+                <w:szCs w:val="13"/>
+              </w:rPr>
+              <w:t xml:space="preserve">EFL 未区分 · ESL 未区分</w:t>
+            </w:r>
           </w:p>
         </w:tc>
         <w:tc>
@@ -23527,6 +24764,17 @@
               </w:rPr>
               <w:t xml:space="preserve">TOEFL 80 / —</w:t>
             </w:r>
+            <w:r>
+              <w:br/>
+            </w:r>
+            <w:r>
+              <w:rPr>
+                <w:color w:val="666666"/>
+                <w:sz w:val="13"/>
+                <w:szCs w:val="13"/>
+              </w:rPr>
+              <w:t xml:space="preserve">EFL 未区分 · ESL 未区分</w:t>
+            </w:r>
           </w:p>
         </w:tc>
         <w:tc>
@@ -23718,6 +24966,17 @@
               </w:rPr>
               <w:t xml:space="preserve">TOEFL 80 / —</w:t>
             </w:r>
+            <w:r>
+              <w:br/>
+            </w:r>
+            <w:r>
+              <w:rPr>
+                <w:color w:val="666666"/>
+                <w:sz w:val="13"/>
+                <w:szCs w:val="13"/>
+              </w:rPr>
+              <w:t xml:space="preserve">EFL 未区分 · ESL 未区分</w:t>
+            </w:r>
           </w:p>
         </w:tc>
         <w:tc>
@@ -23908,6 +25167,17 @@
                 <w:szCs w:val="14"/>
               </w:rPr>
               <w:t xml:space="preserve">TOEFL 80 / —</w:t>
+            </w:r>
+            <w:r>
+              <w:br/>
+            </w:r>
+            <w:r>
+              <w:rPr>
+                <w:color w:val="666666"/>
+                <w:sz w:val="13"/>
+                <w:szCs w:val="13"/>
+              </w:rPr>
+              <w:t xml:space="preserve">EFL 未区分 · ESL 未区分</w:t>
             </w:r>
           </w:p>
         </w:tc>
@@ -23960,6 +25230,7 @@
       <w:r>
         <w:rPr>
           <w:b/>
+          <w:color w:val="A15C11"/>
           <w:sz w:val="30"/>
           <w:szCs w:val="30"/>
         </w:rPr>
@@ -24101,7 +25372,7 @@
           <w:tcPr>
             <w:tcW w:w="15818" w:type="dxa"/>
             <w:gridSpan w:val="9"/>
-            <w:shd w:val="clear" w:color="auto" w:fill="F2F2F2"/>
+            <w:shd w:val="clear" w:color="auto" w:fill="F7F0EA"/>
             <w:vAlign w:val="top"/>
           </w:tcPr>
           <w:p>
@@ -24126,7 +25397,7 @@
         <w:tc>
           <w:tcPr>
             <w:tcW w:w="3164" w:type="dxa"/>
-            <w:shd w:val="clear" w:color="auto" w:fill="E4E4E4"/>
+            <w:shd w:val="clear" w:color="auto" w:fill="EEE2D4"/>
             <w:vAlign w:val="top"/>
           </w:tcPr>
           <w:p>
@@ -24146,7 +25417,7 @@
         <w:tc>
           <w:tcPr>
             <w:tcW w:w="1265" w:type="dxa"/>
-            <w:shd w:val="clear" w:color="auto" w:fill="E4E4E4"/>
+            <w:shd w:val="clear" w:color="auto" w:fill="EEE2D4"/>
             <w:vAlign w:val="top"/>
           </w:tcPr>
           <w:p>
@@ -24166,7 +25437,7 @@
         <w:tc>
           <w:tcPr>
             <w:tcW w:w="1107" w:type="dxa"/>
-            <w:shd w:val="clear" w:color="auto" w:fill="E4E4E4"/>
+            <w:shd w:val="clear" w:color="auto" w:fill="EEE2D4"/>
             <w:vAlign w:val="top"/>
           </w:tcPr>
           <w:p>
@@ -24186,7 +25457,7 @@
         <w:tc>
           <w:tcPr>
             <w:tcW w:w="2373" w:type="dxa"/>
-            <w:shd w:val="clear" w:color="auto" w:fill="E4E4E4"/>
+            <w:shd w:val="clear" w:color="auto" w:fill="EEE2D4"/>
             <w:vAlign w:val="top"/>
           </w:tcPr>
           <w:p>
@@ -24206,7 +25477,7 @@
         <w:tc>
           <w:tcPr>
             <w:tcW w:w="949" w:type="dxa"/>
-            <w:shd w:val="clear" w:color="auto" w:fill="E4E4E4"/>
+            <w:shd w:val="clear" w:color="auto" w:fill="EEE2D4"/>
             <w:vAlign w:val="top"/>
           </w:tcPr>
           <w:p>
@@ -24226,7 +25497,7 @@
         <w:tc>
           <w:tcPr>
             <w:tcW w:w="1107" w:type="dxa"/>
-            <w:shd w:val="clear" w:color="auto" w:fill="E4E4E4"/>
+            <w:shd w:val="clear" w:color="auto" w:fill="EEE2D4"/>
             <w:vAlign w:val="top"/>
           </w:tcPr>
           <w:p>
@@ -24246,7 +25517,7 @@
         <w:tc>
           <w:tcPr>
             <w:tcW w:w="2215" w:type="dxa"/>
-            <w:shd w:val="clear" w:color="auto" w:fill="E4E4E4"/>
+            <w:shd w:val="clear" w:color="auto" w:fill="EEE2D4"/>
             <w:vAlign w:val="top"/>
           </w:tcPr>
           <w:p>
@@ -24266,7 +25537,7 @@
         <w:tc>
           <w:tcPr>
             <w:tcW w:w="1740" w:type="dxa"/>
-            <w:shd w:val="clear" w:color="auto" w:fill="E4E4E4"/>
+            <w:shd w:val="clear" w:color="auto" w:fill="EEE2D4"/>
             <w:vAlign w:val="top"/>
           </w:tcPr>
           <w:p>
@@ -24286,7 +25557,7 @@
         <w:tc>
           <w:tcPr>
             <w:tcW w:w="1898" w:type="dxa"/>
-            <w:shd w:val="clear" w:color="auto" w:fill="E4E4E4"/>
+            <w:shd w:val="clear" w:color="auto" w:fill="EEE2D4"/>
             <w:vAlign w:val="top"/>
           </w:tcPr>
           <w:p>
@@ -24457,6 +25728,17 @@
               </w:rPr>
               <w:t xml:space="preserve">TOEFL 79 / —</w:t>
             </w:r>
+            <w:r>
+              <w:br/>
+            </w:r>
+            <w:r>
+              <w:rPr>
+                <w:color w:val="666666"/>
+                <w:sz w:val="13"/>
+                <w:szCs w:val="13"/>
+              </w:rPr>
+              <w:t xml:space="preserve">EFL C/4 · ESL B/5</w:t>
+            </w:r>
           </w:p>
         </w:tc>
         <w:tc>
@@ -24650,6 +25932,17 @@
               </w:rPr>
               <w:t xml:space="preserve">TOEFL 79 / —</w:t>
             </w:r>
+            <w:r>
+              <w:br/>
+            </w:r>
+            <w:r>
+              <w:rPr>
+                <w:color w:val="666666"/>
+                <w:sz w:val="13"/>
+                <w:szCs w:val="13"/>
+              </w:rPr>
+              <w:t xml:space="preserve">EFL C/4 · ESL B/5</w:t>
+            </w:r>
           </w:p>
         </w:tc>
         <w:tc>
@@ -24843,6 +26136,17 @@
               </w:rPr>
               <w:t xml:space="preserve">TOEFL 79 / —</w:t>
             </w:r>
+            <w:r>
+              <w:br/>
+            </w:r>
+            <w:r>
+              <w:rPr>
+                <w:color w:val="666666"/>
+                <w:sz w:val="13"/>
+                <w:szCs w:val="13"/>
+              </w:rPr>
+              <w:t xml:space="preserve">EFL C/4 · ESL B/5</w:t>
+            </w:r>
           </w:p>
         </w:tc>
         <w:tc>
@@ -25037,6 +26341,17 @@
               </w:rPr>
               <w:t xml:space="preserve">TOEFL 79 / —</w:t>
             </w:r>
+            <w:r>
+              <w:br/>
+            </w:r>
+            <w:r>
+              <w:rPr>
+                <w:color w:val="666666"/>
+                <w:sz w:val="13"/>
+                <w:szCs w:val="13"/>
+              </w:rPr>
+              <w:t xml:space="preserve">EFL C/4 · ESL B/5</w:t>
+            </w:r>
           </w:p>
         </w:tc>
         <w:tc>
@@ -25229,6 +26544,17 @@
               </w:rPr>
               <w:t xml:space="preserve">TOEFL 79 / —</w:t>
             </w:r>
+            <w:r>
+              <w:br/>
+            </w:r>
+            <w:r>
+              <w:rPr>
+                <w:color w:val="666666"/>
+                <w:sz w:val="13"/>
+                <w:szCs w:val="13"/>
+              </w:rPr>
+              <w:t xml:space="preserve">EFL C/4 · ESL B/5</w:t>
+            </w:r>
           </w:p>
         </w:tc>
         <w:tc>
@@ -25421,6 +26747,17 @@
               </w:rPr>
               <w:t xml:space="preserve">TOEFL 79 / —</w:t>
             </w:r>
+            <w:r>
+              <w:br/>
+            </w:r>
+            <w:r>
+              <w:rPr>
+                <w:color w:val="666666"/>
+                <w:sz w:val="13"/>
+                <w:szCs w:val="13"/>
+              </w:rPr>
+              <w:t xml:space="preserve">EFL C/4 · ESL B/5</w:t>
+            </w:r>
           </w:p>
         </w:tc>
         <w:tc>
@@ -25616,6 +26953,17 @@
               </w:rPr>
               <w:t xml:space="preserve">TOEFL 79 / —</w:t>
             </w:r>
+            <w:r>
+              <w:br/>
+            </w:r>
+            <w:r>
+              <w:rPr>
+                <w:color w:val="666666"/>
+                <w:sz w:val="13"/>
+                <w:szCs w:val="13"/>
+              </w:rPr>
+              <w:t xml:space="preserve">EFL C/4 · ESL B/5</w:t>
+            </w:r>
           </w:p>
         </w:tc>
         <w:tc>
@@ -25807,6 +27155,17 @@
               </w:rPr>
               <w:t xml:space="preserve">TOEFL 79 / —</w:t>
             </w:r>
+            <w:r>
+              <w:br/>
+            </w:r>
+            <w:r>
+              <w:rPr>
+                <w:color w:val="666666"/>
+                <w:sz w:val="13"/>
+                <w:szCs w:val="13"/>
+              </w:rPr>
+              <w:t xml:space="preserve">EFL C/4 · ESL B/5</w:t>
+            </w:r>
           </w:p>
         </w:tc>
         <w:tc>
@@ -26001,6 +27360,17 @@
               </w:rPr>
               <w:t xml:space="preserve">TOEFL 79 / —</w:t>
             </w:r>
+            <w:r>
+              <w:br/>
+            </w:r>
+            <w:r>
+              <w:rPr>
+                <w:color w:val="666666"/>
+                <w:sz w:val="13"/>
+                <w:szCs w:val="13"/>
+              </w:rPr>
+              <w:t xml:space="preserve">EFL C/4 · ESL B/5</w:t>
+            </w:r>
           </w:p>
         </w:tc>
         <w:tc>
@@ -26192,6 +27562,17 @@
               </w:rPr>
               <w:t xml:space="preserve">TOEFL 79 / —</w:t>
             </w:r>
+            <w:r>
+              <w:br/>
+            </w:r>
+            <w:r>
+              <w:rPr>
+                <w:color w:val="666666"/>
+                <w:sz w:val="13"/>
+                <w:szCs w:val="13"/>
+              </w:rPr>
+              <w:t xml:space="preserve">EFL C/4 · ESL B/5</w:t>
+            </w:r>
           </w:p>
         </w:tc>
         <w:tc>
@@ -26384,6 +27765,17 @@
               </w:rPr>
               <w:t xml:space="preserve">TOEFL 79 / —</w:t>
             </w:r>
+            <w:r>
+              <w:br/>
+            </w:r>
+            <w:r>
+              <w:rPr>
+                <w:color w:val="666666"/>
+                <w:sz w:val="13"/>
+                <w:szCs w:val="13"/>
+              </w:rPr>
+              <w:t xml:space="preserve">EFL C/4 · ESL B/5</w:t>
+            </w:r>
           </w:p>
         </w:tc>
         <w:tc>
@@ -26577,6 +27969,17 @@
               </w:rPr>
               <w:t xml:space="preserve">TOEFL 79 / —</w:t>
             </w:r>
+            <w:r>
+              <w:br/>
+            </w:r>
+            <w:r>
+              <w:rPr>
+                <w:color w:val="666666"/>
+                <w:sz w:val="13"/>
+                <w:szCs w:val="13"/>
+              </w:rPr>
+              <w:t xml:space="preserve">EFL C/4 · ESL B/5</w:t>
+            </w:r>
           </w:p>
         </w:tc>
         <w:tc>
@@ -26769,6 +28172,17 @@
               </w:rPr>
               <w:t xml:space="preserve">TOEFL 79 / —</w:t>
             </w:r>
+            <w:r>
+              <w:br/>
+            </w:r>
+            <w:r>
+              <w:rPr>
+                <w:color w:val="666666"/>
+                <w:sz w:val="13"/>
+                <w:szCs w:val="13"/>
+              </w:rPr>
+              <w:t xml:space="preserve">EFL C/4 · ESL B/5</w:t>
+            </w:r>
           </w:p>
         </w:tc>
         <w:tc>
@@ -26963,6 +28377,17 @@
               </w:rPr>
               <w:t xml:space="preserve">TOEFL 79 / —</w:t>
             </w:r>
+            <w:r>
+              <w:br/>
+            </w:r>
+            <w:r>
+              <w:rPr>
+                <w:color w:val="666666"/>
+                <w:sz w:val="13"/>
+                <w:szCs w:val="13"/>
+              </w:rPr>
+              <w:t xml:space="preserve">EFL C/4 · ESL B/5</w:t>
+            </w:r>
           </w:p>
         </w:tc>
         <w:tc>
@@ -27156,6 +28581,17 @@
               </w:rPr>
               <w:t xml:space="preserve">TOEFL 79 / —</w:t>
             </w:r>
+            <w:r>
+              <w:br/>
+            </w:r>
+            <w:r>
+              <w:rPr>
+                <w:color w:val="666666"/>
+                <w:sz w:val="13"/>
+                <w:szCs w:val="13"/>
+              </w:rPr>
+              <w:t xml:space="preserve">EFL C/4 · ESL B/5</w:t>
+            </w:r>
           </w:p>
         </w:tc>
         <w:tc>
@@ -27349,6 +28785,17 @@
               </w:rPr>
               <w:t xml:space="preserve">TOEFL 79 / —</w:t>
             </w:r>
+            <w:r>
+              <w:br/>
+            </w:r>
+            <w:r>
+              <w:rPr>
+                <w:color w:val="666666"/>
+                <w:sz w:val="13"/>
+                <w:szCs w:val="13"/>
+              </w:rPr>
+              <w:t xml:space="preserve">EFL C/4 · ESL B/5</w:t>
+            </w:r>
           </w:p>
         </w:tc>
         <w:tc>
@@ -27543,6 +28990,17 @@
               </w:rPr>
               <w:t xml:space="preserve">TOEFL 79 / —</w:t>
             </w:r>
+            <w:r>
+              <w:br/>
+            </w:r>
+            <w:r>
+              <w:rPr>
+                <w:color w:val="666666"/>
+                <w:sz w:val="13"/>
+                <w:szCs w:val="13"/>
+              </w:rPr>
+              <w:t xml:space="preserve">EFL C/4 · ESL B/5</w:t>
+            </w:r>
           </w:p>
         </w:tc>
         <w:tc>
@@ -27736,6 +29194,17 @@
               </w:rPr>
               <w:t xml:space="preserve">TOEFL 79 / —</w:t>
             </w:r>
+            <w:r>
+              <w:br/>
+            </w:r>
+            <w:r>
+              <w:rPr>
+                <w:color w:val="666666"/>
+                <w:sz w:val="13"/>
+                <w:szCs w:val="13"/>
+              </w:rPr>
+              <w:t xml:space="preserve">EFL C/4 · ESL B/5</w:t>
+            </w:r>
           </w:p>
         </w:tc>
         <w:tc>
@@ -27928,6 +29397,17 @@
                 <w:szCs w:val="14"/>
               </w:rPr>
               <w:t xml:space="preserve">TOEFL 79 / —</w:t>
+            </w:r>
+            <w:r>
+              <w:br/>
+            </w:r>
+            <w:r>
+              <w:rPr>
+                <w:color w:val="666666"/>
+                <w:sz w:val="13"/>
+                <w:szCs w:val="13"/>
+              </w:rPr>
+              <w:t xml:space="preserve">EFL C/4 · ESL B/5</w:t>
             </w:r>
           </w:p>
         </w:tc>
@@ -27980,6 +29460,7 @@
       <w:r>
         <w:rPr>
           <w:b/>
+          <w:color w:val="0F7A6C"/>
           <w:sz w:val="30"/>
           <w:szCs w:val="30"/>
         </w:rPr>
@@ -28121,7 +29602,7 @@
           <w:tcPr>
             <w:tcW w:w="15818" w:type="dxa"/>
             <w:gridSpan w:val="9"/>
-            <w:shd w:val="clear" w:color="auto" w:fill="F2F2F2"/>
+            <w:shd w:val="clear" w:color="auto" w:fill="E9F3F2"/>
             <w:vAlign w:val="top"/>
           </w:tcPr>
           <w:p>
@@ -28146,7 +29627,7 @@
         <w:tc>
           <w:tcPr>
             <w:tcW w:w="3164" w:type="dxa"/>
-            <w:shd w:val="clear" w:color="auto" w:fill="E4E4E4"/>
+            <w:shd w:val="clear" w:color="auto" w:fill="D4E7E5"/>
             <w:vAlign w:val="top"/>
           </w:tcPr>
           <w:p>
@@ -28166,7 +29647,7 @@
         <w:tc>
           <w:tcPr>
             <w:tcW w:w="1265" w:type="dxa"/>
-            <w:shd w:val="clear" w:color="auto" w:fill="E4E4E4"/>
+            <w:shd w:val="clear" w:color="auto" w:fill="D4E7E5"/>
             <w:vAlign w:val="top"/>
           </w:tcPr>
           <w:p>
@@ -28186,7 +29667,7 @@
         <w:tc>
           <w:tcPr>
             <w:tcW w:w="1107" w:type="dxa"/>
-            <w:shd w:val="clear" w:color="auto" w:fill="E4E4E4"/>
+            <w:shd w:val="clear" w:color="auto" w:fill="D4E7E5"/>
             <w:vAlign w:val="top"/>
           </w:tcPr>
           <w:p>
@@ -28206,7 +29687,7 @@
         <w:tc>
           <w:tcPr>
             <w:tcW w:w="2373" w:type="dxa"/>
-            <w:shd w:val="clear" w:color="auto" w:fill="E4E4E4"/>
+            <w:shd w:val="clear" w:color="auto" w:fill="D4E7E5"/>
             <w:vAlign w:val="top"/>
           </w:tcPr>
           <w:p>
@@ -28226,7 +29707,7 @@
         <w:tc>
           <w:tcPr>
             <w:tcW w:w="949" w:type="dxa"/>
-            <w:shd w:val="clear" w:color="auto" w:fill="E4E4E4"/>
+            <w:shd w:val="clear" w:color="auto" w:fill="D4E7E5"/>
             <w:vAlign w:val="top"/>
           </w:tcPr>
           <w:p>
@@ -28246,7 +29727,7 @@
         <w:tc>
           <w:tcPr>
             <w:tcW w:w="1107" w:type="dxa"/>
-            <w:shd w:val="clear" w:color="auto" w:fill="E4E4E4"/>
+            <w:shd w:val="clear" w:color="auto" w:fill="D4E7E5"/>
             <w:vAlign w:val="top"/>
           </w:tcPr>
           <w:p>
@@ -28266,7 +29747,7 @@
         <w:tc>
           <w:tcPr>
             <w:tcW w:w="2215" w:type="dxa"/>
-            <w:shd w:val="clear" w:color="auto" w:fill="E4E4E4"/>
+            <w:shd w:val="clear" w:color="auto" w:fill="D4E7E5"/>
             <w:vAlign w:val="top"/>
           </w:tcPr>
           <w:p>
@@ -28286,7 +29767,7 @@
         <w:tc>
           <w:tcPr>
             <w:tcW w:w="1740" w:type="dxa"/>
-            <w:shd w:val="clear" w:color="auto" w:fill="E4E4E4"/>
+            <w:shd w:val="clear" w:color="auto" w:fill="D4E7E5"/>
             <w:vAlign w:val="top"/>
           </w:tcPr>
           <w:p>
@@ -28306,7 +29787,7 @@
         <w:tc>
           <w:tcPr>
             <w:tcW w:w="1898" w:type="dxa"/>
-            <w:shd w:val="clear" w:color="auto" w:fill="E4E4E4"/>
+            <w:shd w:val="clear" w:color="auto" w:fill="D4E7E5"/>
             <w:vAlign w:val="top"/>
           </w:tcPr>
           <w:p>
@@ -28476,6 +29957,17 @@
               </w:rPr>
               <w:t xml:space="preserve">TOEFL 80 / 4</w:t>
             </w:r>
+            <w:r>
+              <w:br/>
+            </w:r>
+            <w:r>
+              <w:rPr>
+                <w:color w:val="666666"/>
+                <w:sz w:val="13"/>
+                <w:szCs w:val="13"/>
+              </w:rPr>
+              <w:t xml:space="preserve">EFL 未区分 · ESL 未区分</w:t>
+            </w:r>
           </w:p>
         </w:tc>
         <w:tc>
@@ -28668,6 +30160,17 @@
               </w:rPr>
               <w:t xml:space="preserve">TOEFL 80 / 4</w:t>
             </w:r>
+            <w:r>
+              <w:br/>
+            </w:r>
+            <w:r>
+              <w:rPr>
+                <w:color w:val="666666"/>
+                <w:sz w:val="13"/>
+                <w:szCs w:val="13"/>
+              </w:rPr>
+              <w:t xml:space="preserve">EFL 未区分 · ESL 未区分</w:t>
+            </w:r>
           </w:p>
         </w:tc>
         <w:tc>
@@ -28859,6 +30362,17 @@
               </w:rPr>
               <w:t xml:space="preserve">TOEFL 80 / 4</w:t>
             </w:r>
+            <w:r>
+              <w:br/>
+            </w:r>
+            <w:r>
+              <w:rPr>
+                <w:color w:val="666666"/>
+                <w:sz w:val="13"/>
+                <w:szCs w:val="13"/>
+              </w:rPr>
+              <w:t xml:space="preserve">EFL 未区分 · ESL 未区分</w:t>
+            </w:r>
           </w:p>
         </w:tc>
         <w:tc>
@@ -29051,6 +30565,17 @@
               </w:rPr>
               <w:t xml:space="preserve">TOEFL 80 / 4</w:t>
             </w:r>
+            <w:r>
+              <w:br/>
+            </w:r>
+            <w:r>
+              <w:rPr>
+                <w:color w:val="666666"/>
+                <w:sz w:val="13"/>
+                <w:szCs w:val="13"/>
+              </w:rPr>
+              <w:t xml:space="preserve">EFL 未区分 · ESL 未区分</w:t>
+            </w:r>
           </w:p>
         </w:tc>
         <w:tc>
@@ -29243,6 +30768,17 @@
               </w:rPr>
               <w:t xml:space="preserve">TOEFL 80 / 4</w:t>
             </w:r>
+            <w:r>
+              <w:br/>
+            </w:r>
+            <w:r>
+              <w:rPr>
+                <w:color w:val="666666"/>
+                <w:sz w:val="13"/>
+                <w:szCs w:val="13"/>
+              </w:rPr>
+              <w:t xml:space="preserve">EFL 未区分 · ESL 未区分</w:t>
+            </w:r>
           </w:p>
         </w:tc>
         <w:tc>
@@ -29435,6 +30971,17 @@
               </w:rPr>
               <w:t xml:space="preserve">TOEFL 80 / 4</w:t>
             </w:r>
+            <w:r>
+              <w:br/>
+            </w:r>
+            <w:r>
+              <w:rPr>
+                <w:color w:val="666666"/>
+                <w:sz w:val="13"/>
+                <w:szCs w:val="13"/>
+              </w:rPr>
+              <w:t xml:space="preserve">EFL 未区分 · ESL 未区分</w:t>
+            </w:r>
           </w:p>
         </w:tc>
         <w:tc>
@@ -29627,6 +31174,17 @@
               </w:rPr>
               <w:t xml:space="preserve">TOEFL 80 / 4</w:t>
             </w:r>
+            <w:r>
+              <w:br/>
+            </w:r>
+            <w:r>
+              <w:rPr>
+                <w:color w:val="666666"/>
+                <w:sz w:val="13"/>
+                <w:szCs w:val="13"/>
+              </w:rPr>
+              <w:t xml:space="preserve">EFL 未区分 · ESL 未区分</w:t>
+            </w:r>
           </w:p>
         </w:tc>
         <w:tc>
@@ -29818,6 +31376,17 @@
               </w:rPr>
               <w:t xml:space="preserve">TOEFL 80 / 4</w:t>
             </w:r>
+            <w:r>
+              <w:br/>
+            </w:r>
+            <w:r>
+              <w:rPr>
+                <w:color w:val="666666"/>
+                <w:sz w:val="13"/>
+                <w:szCs w:val="13"/>
+              </w:rPr>
+              <w:t xml:space="preserve">EFL 未区分 · ESL 未区分</w:t>
+            </w:r>
           </w:p>
         </w:tc>
         <w:tc>
@@ -30009,6 +31578,17 @@
               </w:rPr>
               <w:t xml:space="preserve">TOEFL 80 / 4</w:t>
             </w:r>
+            <w:r>
+              <w:br/>
+            </w:r>
+            <w:r>
+              <w:rPr>
+                <w:color w:val="666666"/>
+                <w:sz w:val="13"/>
+                <w:szCs w:val="13"/>
+              </w:rPr>
+              <w:t xml:space="preserve">EFL 未区分 · ESL 未区分</w:t>
+            </w:r>
           </w:p>
         </w:tc>
         <w:tc>
@@ -30200,6 +31780,17 @@
               </w:rPr>
               <w:t xml:space="preserve">TOEFL 80 / 4</w:t>
             </w:r>
+            <w:r>
+              <w:br/>
+            </w:r>
+            <w:r>
+              <w:rPr>
+                <w:color w:val="666666"/>
+                <w:sz w:val="13"/>
+                <w:szCs w:val="13"/>
+              </w:rPr>
+              <w:t xml:space="preserve">EFL 未区分 · ESL 未区分</w:t>
+            </w:r>
           </w:p>
         </w:tc>
         <w:tc>
@@ -30391,6 +31982,17 @@
               </w:rPr>
               <w:t xml:space="preserve">TOEFL 80 / 4</w:t>
             </w:r>
+            <w:r>
+              <w:br/>
+            </w:r>
+            <w:r>
+              <w:rPr>
+                <w:color w:val="666666"/>
+                <w:sz w:val="13"/>
+                <w:szCs w:val="13"/>
+              </w:rPr>
+              <w:t xml:space="preserve">EFL 未区分 · ESL 未区分</w:t>
+            </w:r>
           </w:p>
         </w:tc>
         <w:tc>
@@ -30582,6 +32184,17 @@
               </w:rPr>
               <w:t xml:space="preserve">TOEFL 80 / 4</w:t>
             </w:r>
+            <w:r>
+              <w:br/>
+            </w:r>
+            <w:r>
+              <w:rPr>
+                <w:color w:val="666666"/>
+                <w:sz w:val="13"/>
+                <w:szCs w:val="13"/>
+              </w:rPr>
+              <w:t xml:space="preserve">EFL 未区分 · ESL 未区分</w:t>
+            </w:r>
           </w:p>
         </w:tc>
         <w:tc>
@@ -30773,6 +32386,17 @@
               </w:rPr>
               <w:t xml:space="preserve">TOEFL 80 / 4</w:t>
             </w:r>
+            <w:r>
+              <w:br/>
+            </w:r>
+            <w:r>
+              <w:rPr>
+                <w:color w:val="666666"/>
+                <w:sz w:val="13"/>
+                <w:szCs w:val="13"/>
+              </w:rPr>
+              <w:t xml:space="preserve">EFL 未区分 · ESL 未区分</w:t>
+            </w:r>
           </w:p>
         </w:tc>
         <w:tc>
@@ -30965,6 +32589,17 @@
               </w:rPr>
               <w:t xml:space="preserve">TOEFL 80 / 4</w:t>
             </w:r>
+            <w:r>
+              <w:br/>
+            </w:r>
+            <w:r>
+              <w:rPr>
+                <w:color w:val="666666"/>
+                <w:sz w:val="13"/>
+                <w:szCs w:val="13"/>
+              </w:rPr>
+              <w:t xml:space="preserve">EFL 未区分 · ESL 未区分</w:t>
+            </w:r>
           </w:p>
         </w:tc>
         <w:tc>
@@ -31158,6 +32793,17 @@
               </w:rPr>
               <w:t xml:space="preserve">TOEFL 80 / 4</w:t>
             </w:r>
+            <w:r>
+              <w:br/>
+            </w:r>
+            <w:r>
+              <w:rPr>
+                <w:color w:val="666666"/>
+                <w:sz w:val="13"/>
+                <w:szCs w:val="13"/>
+              </w:rPr>
+              <w:t xml:space="preserve">EFL 未区分 · ESL 未区分</w:t>
+            </w:r>
           </w:p>
         </w:tc>
         <w:tc>
@@ -31351,6 +32997,17 @@
               </w:rPr>
               <w:t xml:space="preserve">TOEFL 80 / 4</w:t>
             </w:r>
+            <w:r>
+              <w:br/>
+            </w:r>
+            <w:r>
+              <w:rPr>
+                <w:color w:val="666666"/>
+                <w:sz w:val="13"/>
+                <w:szCs w:val="13"/>
+              </w:rPr>
+              <w:t xml:space="preserve">EFL 未区分 · ESL 未区分</w:t>
+            </w:r>
           </w:p>
         </w:tc>
         <w:tc>
@@ -31543,6 +33200,17 @@
                 <w:szCs w:val="14"/>
               </w:rPr>
               <w:t xml:space="preserve">TOEFL 80 / 4</w:t>
+            </w:r>
+            <w:r>
+              <w:br/>
+            </w:r>
+            <w:r>
+              <w:rPr>
+                <w:color w:val="666666"/>
+                <w:sz w:val="13"/>
+                <w:szCs w:val="13"/>
+              </w:rPr>
+              <w:t xml:space="preserve">EFL 未区分 · ESL 未区分</w:t>
             </w:r>
           </w:p>
         </w:tc>
@@ -31596,6 +33264,7 @@
       <w:r>
         <w:rPr>
           <w:b/>
+          <w:color w:val="8C1D40"/>
           <w:sz w:val="30"/>
           <w:szCs w:val="30"/>
         </w:rPr>
@@ -31737,7 +33406,7 @@
           <w:tcPr>
             <w:tcW w:w="15818" w:type="dxa"/>
             <w:gridSpan w:val="9"/>
-            <w:shd w:val="clear" w:color="auto" w:fill="F2F2F2"/>
+            <w:shd w:val="clear" w:color="auto" w:fill="F5EBEE"/>
             <w:vAlign w:val="top"/>
           </w:tcPr>
           <w:p>
@@ -31762,7 +33431,7 @@
         <w:tc>
           <w:tcPr>
             <w:tcW w:w="3164" w:type="dxa"/>
-            <w:shd w:val="clear" w:color="auto" w:fill="E4E4E4"/>
+            <w:shd w:val="clear" w:color="auto" w:fill="EAD6DD"/>
             <w:vAlign w:val="top"/>
           </w:tcPr>
           <w:p>
@@ -31782,7 +33451,7 @@
         <w:tc>
           <w:tcPr>
             <w:tcW w:w="1265" w:type="dxa"/>
-            <w:shd w:val="clear" w:color="auto" w:fill="E4E4E4"/>
+            <w:shd w:val="clear" w:color="auto" w:fill="EAD6DD"/>
             <w:vAlign w:val="top"/>
           </w:tcPr>
           <w:p>
@@ -31802,7 +33471,7 @@
         <w:tc>
           <w:tcPr>
             <w:tcW w:w="1107" w:type="dxa"/>
-            <w:shd w:val="clear" w:color="auto" w:fill="E4E4E4"/>
+            <w:shd w:val="clear" w:color="auto" w:fill="EAD6DD"/>
             <w:vAlign w:val="top"/>
           </w:tcPr>
           <w:p>
@@ -31822,7 +33491,7 @@
         <w:tc>
           <w:tcPr>
             <w:tcW w:w="2373" w:type="dxa"/>
-            <w:shd w:val="clear" w:color="auto" w:fill="E4E4E4"/>
+            <w:shd w:val="clear" w:color="auto" w:fill="EAD6DD"/>
             <w:vAlign w:val="top"/>
           </w:tcPr>
           <w:p>
@@ -31842,7 +33511,7 @@
         <w:tc>
           <w:tcPr>
             <w:tcW w:w="949" w:type="dxa"/>
-            <w:shd w:val="clear" w:color="auto" w:fill="E4E4E4"/>
+            <w:shd w:val="clear" w:color="auto" w:fill="EAD6DD"/>
             <w:vAlign w:val="top"/>
           </w:tcPr>
           <w:p>
@@ -31862,7 +33531,7 @@
         <w:tc>
           <w:tcPr>
             <w:tcW w:w="1107" w:type="dxa"/>
-            <w:shd w:val="clear" w:color="auto" w:fill="E4E4E4"/>
+            <w:shd w:val="clear" w:color="auto" w:fill="EAD6DD"/>
             <w:vAlign w:val="top"/>
           </w:tcPr>
           <w:p>
@@ -31882,7 +33551,7 @@
         <w:tc>
           <w:tcPr>
             <w:tcW w:w="2215" w:type="dxa"/>
-            <w:shd w:val="clear" w:color="auto" w:fill="E4E4E4"/>
+            <w:shd w:val="clear" w:color="auto" w:fill="EAD6DD"/>
             <w:vAlign w:val="top"/>
           </w:tcPr>
           <w:p>
@@ -31902,7 +33571,7 @@
         <w:tc>
           <w:tcPr>
             <w:tcW w:w="1740" w:type="dxa"/>
-            <w:shd w:val="clear" w:color="auto" w:fill="E4E4E4"/>
+            <w:shd w:val="clear" w:color="auto" w:fill="EAD6DD"/>
             <w:vAlign w:val="top"/>
           </w:tcPr>
           <w:p>
@@ -31922,7 +33591,7 @@
         <w:tc>
           <w:tcPr>
             <w:tcW w:w="1898" w:type="dxa"/>
-            <w:shd w:val="clear" w:color="auto" w:fill="E4E4E4"/>
+            <w:shd w:val="clear" w:color="auto" w:fill="EAD6DD"/>
             <w:vAlign w:val="top"/>
           </w:tcPr>
           <w:p>
@@ -32094,6 +33763,17 @@
               </w:rPr>
               <w:t xml:space="preserve">TOEFL 79 / —</w:t>
             </w:r>
+            <w:r>
+              <w:br/>
+            </w:r>
+            <w:r>
+              <w:rPr>
+                <w:color w:val="666666"/>
+                <w:sz w:val="13"/>
+                <w:szCs w:val="13"/>
+              </w:rPr>
+              <w:t xml:space="preserve">EFL 未列 · ESL 未列</w:t>
+            </w:r>
           </w:p>
         </w:tc>
         <w:tc>
@@ -32288,6 +33968,17 @@
               </w:rPr>
               <w:t xml:space="preserve">TOEFL 79 / —</w:t>
             </w:r>
+            <w:r>
+              <w:br/>
+            </w:r>
+            <w:r>
+              <w:rPr>
+                <w:color w:val="666666"/>
+                <w:sz w:val="13"/>
+                <w:szCs w:val="13"/>
+              </w:rPr>
+              <w:t xml:space="preserve">EFL 未列 · ESL 未列</w:t>
+            </w:r>
           </w:p>
         </w:tc>
         <w:tc>
@@ -32482,6 +34173,17 @@
               </w:rPr>
               <w:t xml:space="preserve">TOEFL 79 / —</w:t>
             </w:r>
+            <w:r>
+              <w:br/>
+            </w:r>
+            <w:r>
+              <w:rPr>
+                <w:color w:val="666666"/>
+                <w:sz w:val="13"/>
+                <w:szCs w:val="13"/>
+              </w:rPr>
+              <w:t xml:space="preserve">EFL 未列 · ESL 未列</w:t>
+            </w:r>
           </w:p>
         </w:tc>
         <w:tc>
@@ -32676,6 +34378,17 @@
               </w:rPr>
               <w:t xml:space="preserve">TOEFL 79 / —</w:t>
             </w:r>
+            <w:r>
+              <w:br/>
+            </w:r>
+            <w:r>
+              <w:rPr>
+                <w:color w:val="666666"/>
+                <w:sz w:val="13"/>
+                <w:szCs w:val="13"/>
+              </w:rPr>
+              <w:t xml:space="preserve">EFL 未列 · ESL 未列</w:t>
+            </w:r>
           </w:p>
         </w:tc>
         <w:tc>
@@ -32870,6 +34583,17 @@
               </w:rPr>
               <w:t xml:space="preserve">TOEFL 79 / —</w:t>
             </w:r>
+            <w:r>
+              <w:br/>
+            </w:r>
+            <w:r>
+              <w:rPr>
+                <w:color w:val="666666"/>
+                <w:sz w:val="13"/>
+                <w:szCs w:val="13"/>
+              </w:rPr>
+              <w:t xml:space="preserve">EFL 未列 · ESL 未列</w:t>
+            </w:r>
           </w:p>
         </w:tc>
         <w:tc>
@@ -33063,6 +34787,17 @@
               </w:rPr>
               <w:t xml:space="preserve">TOEFL 79 / —</w:t>
             </w:r>
+            <w:r>
+              <w:br/>
+            </w:r>
+            <w:r>
+              <w:rPr>
+                <w:color w:val="666666"/>
+                <w:sz w:val="13"/>
+                <w:szCs w:val="13"/>
+              </w:rPr>
+              <w:t xml:space="preserve">EFL 未列 · ESL 未列</w:t>
+            </w:r>
           </w:p>
         </w:tc>
         <w:tc>
@@ -33257,6 +34992,17 @@
               </w:rPr>
               <w:t xml:space="preserve">TOEFL 79 / —</w:t>
             </w:r>
+            <w:r>
+              <w:br/>
+            </w:r>
+            <w:r>
+              <w:rPr>
+                <w:color w:val="666666"/>
+                <w:sz w:val="13"/>
+                <w:szCs w:val="13"/>
+              </w:rPr>
+              <w:t xml:space="preserve">EFL 未列 · ESL 未列</w:t>
+            </w:r>
           </w:p>
         </w:tc>
         <w:tc>
@@ -33451,6 +35197,17 @@
               </w:rPr>
               <w:t xml:space="preserve">TOEFL 79 / —</w:t>
             </w:r>
+            <w:r>
+              <w:br/>
+            </w:r>
+            <w:r>
+              <w:rPr>
+                <w:color w:val="666666"/>
+                <w:sz w:val="13"/>
+                <w:szCs w:val="13"/>
+              </w:rPr>
+              <w:t xml:space="preserve">EFL 未列 · ESL 未列</w:t>
+            </w:r>
           </w:p>
         </w:tc>
         <w:tc>
@@ -33646,6 +35403,17 @@
               </w:rPr>
               <w:t xml:space="preserve">TOEFL 79 / —</w:t>
             </w:r>
+            <w:r>
+              <w:br/>
+            </w:r>
+            <w:r>
+              <w:rPr>
+                <w:color w:val="666666"/>
+                <w:sz w:val="13"/>
+                <w:szCs w:val="13"/>
+              </w:rPr>
+              <w:t xml:space="preserve">EFL 未列 · ESL 未列</w:t>
+            </w:r>
           </w:p>
         </w:tc>
         <w:tc>
@@ -33840,6 +35608,17 @@
               </w:rPr>
               <w:t xml:space="preserve">TOEFL 79 / —</w:t>
             </w:r>
+            <w:r>
+              <w:br/>
+            </w:r>
+            <w:r>
+              <w:rPr>
+                <w:color w:val="666666"/>
+                <w:sz w:val="13"/>
+                <w:szCs w:val="13"/>
+              </w:rPr>
+              <w:t xml:space="preserve">EFL 未列 · ESL 未列</w:t>
+            </w:r>
           </w:p>
         </w:tc>
         <w:tc>
@@ -34034,6 +35813,17 @@
               </w:rPr>
               <w:t xml:space="preserve">TOEFL 79 / —</w:t>
             </w:r>
+            <w:r>
+              <w:br/>
+            </w:r>
+            <w:r>
+              <w:rPr>
+                <w:color w:val="666666"/>
+                <w:sz w:val="13"/>
+                <w:szCs w:val="13"/>
+              </w:rPr>
+              <w:t xml:space="preserve">EFL 未列 · ESL 未列</w:t>
+            </w:r>
           </w:p>
         </w:tc>
         <w:tc>
@@ -34228,6 +36018,17 @@
               </w:rPr>
               <w:t xml:space="preserve">TOEFL 79 / —</w:t>
             </w:r>
+            <w:r>
+              <w:br/>
+            </w:r>
+            <w:r>
+              <w:rPr>
+                <w:color w:val="666666"/>
+                <w:sz w:val="13"/>
+                <w:szCs w:val="13"/>
+              </w:rPr>
+              <w:t xml:space="preserve">EFL 未列 · ESL 未列</w:t>
+            </w:r>
           </w:p>
         </w:tc>
         <w:tc>
@@ -34422,6 +36223,17 @@
               </w:rPr>
               <w:t xml:space="preserve">TOEFL 79 / —</w:t>
             </w:r>
+            <w:r>
+              <w:br/>
+            </w:r>
+            <w:r>
+              <w:rPr>
+                <w:color w:val="666666"/>
+                <w:sz w:val="13"/>
+                <w:szCs w:val="13"/>
+              </w:rPr>
+              <w:t xml:space="preserve">EFL 未列 · ESL 未列</w:t>
+            </w:r>
           </w:p>
         </w:tc>
         <w:tc>
@@ -34616,6 +36428,17 @@
               </w:rPr>
               <w:t xml:space="preserve">TOEFL 79 / —</w:t>
             </w:r>
+            <w:r>
+              <w:br/>
+            </w:r>
+            <w:r>
+              <w:rPr>
+                <w:color w:val="666666"/>
+                <w:sz w:val="13"/>
+                <w:szCs w:val="13"/>
+              </w:rPr>
+              <w:t xml:space="preserve">EFL 未列 · ESL 未列</w:t>
+            </w:r>
           </w:p>
         </w:tc>
         <w:tc>
@@ -34810,6 +36633,17 @@
               </w:rPr>
               <w:t xml:space="preserve">TOEFL 79 / —</w:t>
             </w:r>
+            <w:r>
+              <w:br/>
+            </w:r>
+            <w:r>
+              <w:rPr>
+                <w:color w:val="666666"/>
+                <w:sz w:val="13"/>
+                <w:szCs w:val="13"/>
+              </w:rPr>
+              <w:t xml:space="preserve">EFL 未列 · ESL 未列</w:t>
+            </w:r>
           </w:p>
         </w:tc>
         <w:tc>
@@ -35003,6 +36837,17 @@
               </w:rPr>
               <w:t xml:space="preserve">TOEFL 79 / —</w:t>
             </w:r>
+            <w:r>
+              <w:br/>
+            </w:r>
+            <w:r>
+              <w:rPr>
+                <w:color w:val="666666"/>
+                <w:sz w:val="13"/>
+                <w:szCs w:val="13"/>
+              </w:rPr>
+              <w:t xml:space="preserve">EFL 未列 · ESL 未列</w:t>
+            </w:r>
           </w:p>
         </w:tc>
         <w:tc>
@@ -35197,6 +37042,17 @@
               </w:rPr>
               <w:t xml:space="preserve">TOEFL 79 / —</w:t>
             </w:r>
+            <w:r>
+              <w:br/>
+            </w:r>
+            <w:r>
+              <w:rPr>
+                <w:color w:val="666666"/>
+                <w:sz w:val="13"/>
+                <w:szCs w:val="13"/>
+              </w:rPr>
+              <w:t xml:space="preserve">EFL 未列 · ESL 未列</w:t>
+            </w:r>
           </w:p>
         </w:tc>
         <w:tc>
@@ -35389,6 +37245,17 @@
                 <w:szCs w:val="14"/>
               </w:rPr>
               <w:t xml:space="preserve">TOEFL 79 / —</w:t>
+            </w:r>
+            <w:r>
+              <w:br/>
+            </w:r>
+            <w:r>
+              <w:rPr>
+                <w:color w:val="666666"/>
+                <w:sz w:val="13"/>
+                <w:szCs w:val="13"/>
+              </w:rPr>
+              <w:t xml:space="preserve">EFL 未列 · ESL 未列</w:t>
             </w:r>
           </w:p>
         </w:tc>

--- a/print/hk.docx
+++ b/print/hk.docx
@@ -558,7 +558,7 @@
                 <w:sz w:val="13"/>
                 <w:szCs w:val="13"/>
               </w:rPr>
-              <w:t xml:space="preserve">EFL C · ESL B（5）</w:t>
+              <w:t xml:space="preserve">EFL C · ESL B</w:t>
             </w:r>
           </w:p>
         </w:tc>
@@ -760,7 +760,7 @@
                 <w:sz w:val="13"/>
                 <w:szCs w:val="13"/>
               </w:rPr>
-              <w:t xml:space="preserve">EFL C · ESL B（5）</w:t>
+              <w:t xml:space="preserve">EFL C · ESL B</w:t>
             </w:r>
           </w:p>
         </w:tc>
@@ -963,7 +963,7 @@
                 <w:sz w:val="13"/>
                 <w:szCs w:val="13"/>
               </w:rPr>
-              <w:t xml:space="preserve">EFL C · ESL B（5）</w:t>
+              <w:t xml:space="preserve">EFL C · ESL B</w:t>
             </w:r>
           </w:p>
         </w:tc>
@@ -1165,7 +1165,7 @@
                 <w:sz w:val="13"/>
                 <w:szCs w:val="13"/>
               </w:rPr>
-              <w:t xml:space="preserve">EFL C · ESL B（5）</w:t>
+              <w:t xml:space="preserve">EFL C · ESL B</w:t>
             </w:r>
           </w:p>
         </w:tc>
@@ -1367,7 +1367,7 @@
                 <w:sz w:val="13"/>
                 <w:szCs w:val="13"/>
               </w:rPr>
-              <w:t xml:space="preserve">EFL C · ESL B（5）</w:t>
+              <w:t xml:space="preserve">EFL C · ESL B</w:t>
             </w:r>
           </w:p>
         </w:tc>
@@ -1570,7 +1570,7 @@
                 <w:sz w:val="13"/>
                 <w:szCs w:val="13"/>
               </w:rPr>
-              <w:t xml:space="preserve">EFL C · ESL B（5）</w:t>
+              <w:t xml:space="preserve">EFL C · ESL B</w:t>
             </w:r>
           </w:p>
         </w:tc>
@@ -1772,7 +1772,7 @@
                 <w:sz w:val="13"/>
                 <w:szCs w:val="13"/>
               </w:rPr>
-              <w:t xml:space="preserve">EFL C · ESL B（5）</w:t>
+              <w:t xml:space="preserve">EFL C · ESL B</w:t>
             </w:r>
           </w:p>
         </w:tc>
@@ -1975,7 +1975,7 @@
                 <w:sz w:val="13"/>
                 <w:szCs w:val="13"/>
               </w:rPr>
-              <w:t xml:space="preserve">EFL C · ESL B（5）</w:t>
+              <w:t xml:space="preserve">EFL C · ESL B</w:t>
             </w:r>
           </w:p>
         </w:tc>
@@ -2178,7 +2178,7 @@
                 <w:sz w:val="13"/>
                 <w:szCs w:val="13"/>
               </w:rPr>
-              <w:t xml:space="preserve">EFL C · ESL B（5）</w:t>
+              <w:t xml:space="preserve">EFL C · ESL B</w:t>
             </w:r>
           </w:p>
         </w:tc>
@@ -2381,7 +2381,7 @@
                 <w:sz w:val="13"/>
                 <w:szCs w:val="13"/>
               </w:rPr>
-              <w:t xml:space="preserve">EFL C · ESL B（5）</w:t>
+              <w:t xml:space="preserve">EFL C · ESL B</w:t>
             </w:r>
           </w:p>
         </w:tc>
@@ -2585,7 +2585,7 @@
                 <w:sz w:val="13"/>
                 <w:szCs w:val="13"/>
               </w:rPr>
-              <w:t xml:space="preserve">EFL C · ESL B（5）</w:t>
+              <w:t xml:space="preserve">EFL C · ESL B</w:t>
             </w:r>
           </w:p>
         </w:tc>
@@ -2788,7 +2788,7 @@
                 <w:sz w:val="13"/>
                 <w:szCs w:val="13"/>
               </w:rPr>
-              <w:t xml:space="preserve">EFL C · ESL B（5）</w:t>
+              <w:t xml:space="preserve">EFL C · ESL B</w:t>
             </w:r>
           </w:p>
         </w:tc>
@@ -2991,7 +2991,7 @@
                 <w:sz w:val="13"/>
                 <w:szCs w:val="13"/>
               </w:rPr>
-              <w:t xml:space="preserve">EFL C · ESL B（5）</w:t>
+              <w:t xml:space="preserve">EFL C · ESL B</w:t>
             </w:r>
           </w:p>
         </w:tc>
@@ -3195,7 +3195,7 @@
                 <w:sz w:val="13"/>
                 <w:szCs w:val="13"/>
               </w:rPr>
-              <w:t xml:space="preserve">EFL C · ESL B（5）</w:t>
+              <w:t xml:space="preserve">EFL C · ESL B</w:t>
             </w:r>
           </w:p>
         </w:tc>
@@ -3398,7 +3398,7 @@
                 <w:sz w:val="13"/>
                 <w:szCs w:val="13"/>
               </w:rPr>
-              <w:t xml:space="preserve">EFL C · ESL B（5）</w:t>
+              <w:t xml:space="preserve">EFL C · ESL B</w:t>
             </w:r>
           </w:p>
         </w:tc>
@@ -3602,7 +3602,7 @@
                 <w:sz w:val="13"/>
                 <w:szCs w:val="13"/>
               </w:rPr>
-              <w:t xml:space="preserve">EFL C · ESL B（5）</w:t>
+              <w:t xml:space="preserve">EFL C · ESL B</w:t>
             </w:r>
           </w:p>
         </w:tc>
@@ -3806,7 +3806,7 @@
                 <w:sz w:val="13"/>
                 <w:szCs w:val="13"/>
               </w:rPr>
-              <w:t xml:space="preserve">EFL C · ESL B（5）</w:t>
+              <w:t xml:space="preserve">EFL C · ESL B</w:t>
             </w:r>
           </w:p>
         </w:tc>
@@ -4010,7 +4010,7 @@
                 <w:sz w:val="13"/>
                 <w:szCs w:val="13"/>
               </w:rPr>
-              <w:t xml:space="preserve">EFL C · ESL B（5）</w:t>
+              <w:t xml:space="preserve">EFL C · ESL B</w:t>
             </w:r>
           </w:p>
         </w:tc>
@@ -4213,7 +4213,7 @@
                 <w:sz w:val="13"/>
                 <w:szCs w:val="13"/>
               </w:rPr>
-              <w:t xml:space="preserve">EFL C · ESL B（5）</w:t>
+              <w:t xml:space="preserve">EFL C · ESL B</w:t>
             </w:r>
           </w:p>
         </w:tc>
@@ -4416,7 +4416,7 @@
                 <w:sz w:val="13"/>
                 <w:szCs w:val="13"/>
               </w:rPr>
-              <w:t xml:space="preserve">EFL C · ESL B（5）</w:t>
+              <w:t xml:space="preserve">EFL C · ESL B</w:t>
             </w:r>
           </w:p>
         </w:tc>
@@ -4618,7 +4618,7 @@
                 <w:sz w:val="13"/>
                 <w:szCs w:val="13"/>
               </w:rPr>
-              <w:t xml:space="preserve">EFL C · ESL B（5）</w:t>
+              <w:t xml:space="preserve">EFL C · ESL B</w:t>
             </w:r>
           </w:p>
         </w:tc>
@@ -4822,7 +4822,7 @@
                 <w:sz w:val="13"/>
                 <w:szCs w:val="13"/>
               </w:rPr>
-              <w:t xml:space="preserve">EFL C · ESL B（5）</w:t>
+              <w:t xml:space="preserve">EFL C · ESL B</w:t>
             </w:r>
           </w:p>
         </w:tc>
@@ -5026,7 +5026,7 @@
                 <w:sz w:val="13"/>
                 <w:szCs w:val="13"/>
               </w:rPr>
-              <w:t xml:space="preserve">EFL C · ESL B（5）</w:t>
+              <w:t xml:space="preserve">EFL C · ESL B</w:t>
             </w:r>
           </w:p>
         </w:tc>
@@ -5229,7 +5229,7 @@
                 <w:sz w:val="13"/>
                 <w:szCs w:val="13"/>
               </w:rPr>
-              <w:t xml:space="preserve">EFL C · ESL B（5）</w:t>
+              <w:t xml:space="preserve">EFL C · ESL B</w:t>
             </w:r>
           </w:p>
         </w:tc>
@@ -5432,7 +5432,7 @@
                 <w:sz w:val="13"/>
                 <w:szCs w:val="13"/>
               </w:rPr>
-              <w:t xml:space="preserve">EFL C · ESL B（5）</w:t>
+              <w:t xml:space="preserve">EFL C · ESL B</w:t>
             </w:r>
           </w:p>
         </w:tc>
@@ -5635,7 +5635,7 @@
                 <w:sz w:val="13"/>
                 <w:szCs w:val="13"/>
               </w:rPr>
-              <w:t xml:space="preserve">EFL C · ESL B（5）</w:t>
+              <w:t xml:space="preserve">EFL C · ESL B</w:t>
             </w:r>
           </w:p>
         </w:tc>
@@ -5838,7 +5838,7 @@
                 <w:sz w:val="13"/>
                 <w:szCs w:val="13"/>
               </w:rPr>
-              <w:t xml:space="preserve">EFL C · ESL B（5）</w:t>
+              <w:t xml:space="preserve">EFL C · ESL B</w:t>
             </w:r>
           </w:p>
         </w:tc>
@@ -6041,7 +6041,7 @@
                 <w:sz w:val="13"/>
                 <w:szCs w:val="13"/>
               </w:rPr>
-              <w:t xml:space="preserve">EFL C · ESL B（5）</w:t>
+              <w:t xml:space="preserve">EFL C · ESL B</w:t>
             </w:r>
           </w:p>
         </w:tc>
@@ -13077,7 +13077,7 @@
                 <w:sz w:val="13"/>
                 <w:szCs w:val="13"/>
               </w:rPr>
-              <w:t xml:space="preserve">EFL 4/C · ESL 5/B</w:t>
+              <w:t xml:space="preserve">EFL C · ESL B</w:t>
             </w:r>
           </w:p>
         </w:tc>
@@ -13280,7 +13280,7 @@
                 <w:sz w:val="13"/>
                 <w:szCs w:val="13"/>
               </w:rPr>
-              <w:t xml:space="preserve">EFL 4/C · ESL 5/B</w:t>
+              <w:t xml:space="preserve">EFL C · ESL B</w:t>
             </w:r>
           </w:p>
         </w:tc>
@@ -13482,7 +13482,7 @@
                 <w:sz w:val="13"/>
                 <w:szCs w:val="13"/>
               </w:rPr>
-              <w:t xml:space="preserve">EFL 4/C · ESL 5/B</w:t>
+              <w:t xml:space="preserve">EFL C · ESL B</w:t>
             </w:r>
           </w:p>
         </w:tc>
@@ -13685,7 +13685,7 @@
                 <w:sz w:val="13"/>
                 <w:szCs w:val="13"/>
               </w:rPr>
-              <w:t xml:space="preserve">EFL 4/C · ESL 5/B</w:t>
+              <w:t xml:space="preserve">EFL C · ESL B</w:t>
             </w:r>
           </w:p>
         </w:tc>
@@ -13888,7 +13888,7 @@
                 <w:sz w:val="13"/>
                 <w:szCs w:val="13"/>
               </w:rPr>
-              <w:t xml:space="preserve">EFL 4/C · ESL 5/B</w:t>
+              <w:t xml:space="preserve">EFL C · ESL B</w:t>
             </w:r>
           </w:p>
         </w:tc>
@@ -14091,7 +14091,7 @@
                 <w:sz w:val="13"/>
                 <w:szCs w:val="13"/>
               </w:rPr>
-              <w:t xml:space="preserve">EFL 4/C · ESL 5/B</w:t>
+              <w:t xml:space="preserve">EFL C · ESL B</w:t>
             </w:r>
           </w:p>
         </w:tc>
@@ -14293,7 +14293,7 @@
                 <w:sz w:val="13"/>
                 <w:szCs w:val="13"/>
               </w:rPr>
-              <w:t xml:space="preserve">EFL 4/C · ESL 5/B</w:t>
+              <w:t xml:space="preserve">EFL C · ESL B</w:t>
             </w:r>
           </w:p>
         </w:tc>
@@ -14496,7 +14496,7 @@
                 <w:sz w:val="13"/>
                 <w:szCs w:val="13"/>
               </w:rPr>
-              <w:t xml:space="preserve">EFL 4/C · ESL 5/B</w:t>
+              <w:t xml:space="preserve">EFL C · ESL B</w:t>
             </w:r>
           </w:p>
         </w:tc>
@@ -14700,7 +14700,7 @@
                 <w:sz w:val="13"/>
                 <w:szCs w:val="13"/>
               </w:rPr>
-              <w:t xml:space="preserve">EFL 4/C · ESL 5/B</w:t>
+              <w:t xml:space="preserve">EFL C · ESL B</w:t>
             </w:r>
           </w:p>
         </w:tc>
@@ -14903,7 +14903,7 @@
                 <w:sz w:val="13"/>
                 <w:szCs w:val="13"/>
               </w:rPr>
-              <w:t xml:space="preserve">EFL 4/C · ESL 5/B</w:t>
+              <w:t xml:space="preserve">EFL C · ESL B</w:t>
             </w:r>
           </w:p>
         </w:tc>
@@ -15106,7 +15106,7 @@
                 <w:sz w:val="13"/>
                 <w:szCs w:val="13"/>
               </w:rPr>
-              <w:t xml:space="preserve">EFL 4/C · ESL 5/B</w:t>
+              <w:t xml:space="preserve">EFL C · ESL B</w:t>
             </w:r>
           </w:p>
         </w:tc>
@@ -15310,7 +15310,7 @@
                 <w:sz w:val="13"/>
                 <w:szCs w:val="13"/>
               </w:rPr>
-              <w:t xml:space="preserve">EFL 4/C · ESL 5/B</w:t>
+              <w:t xml:space="preserve">EFL C · ESL B</w:t>
             </w:r>
           </w:p>
         </w:tc>
@@ -15870,7 +15870,7 @@
                 <w:sz w:val="13"/>
                 <w:szCs w:val="13"/>
               </w:rPr>
-              <w:t xml:space="preserve">EFL C/4 · ESL B/5</w:t>
+              <w:t xml:space="preserve">EFL C · ESL B</w:t>
             </w:r>
           </w:p>
         </w:tc>
@@ -16074,7 +16074,7 @@
                 <w:sz w:val="13"/>
                 <w:szCs w:val="13"/>
               </w:rPr>
-              <w:t xml:space="preserve">EFL C/4 · ESL B/5</w:t>
+              <w:t xml:space="preserve">EFL C · ESL B</w:t>
             </w:r>
           </w:p>
         </w:tc>
@@ -16279,7 +16279,7 @@
                 <w:sz w:val="13"/>
                 <w:szCs w:val="13"/>
               </w:rPr>
-              <w:t xml:space="preserve">EFL C/4 · ESL B/5</w:t>
+              <w:t xml:space="preserve">EFL C · ESL B</w:t>
             </w:r>
           </w:p>
         </w:tc>
@@ -16484,7 +16484,7 @@
                 <w:sz w:val="13"/>
                 <w:szCs w:val="13"/>
               </w:rPr>
-              <w:t xml:space="preserve">EFL C/4 · ESL B/5</w:t>
+              <w:t xml:space="preserve">EFL C · ESL B</w:t>
             </w:r>
           </w:p>
         </w:tc>
@@ -16688,7 +16688,7 @@
                 <w:sz w:val="13"/>
                 <w:szCs w:val="13"/>
               </w:rPr>
-              <w:t xml:space="preserve">EFL C/4 · ESL B/5</w:t>
+              <w:t xml:space="preserve">EFL C · ESL B</w:t>
             </w:r>
           </w:p>
         </w:tc>
@@ -16892,7 +16892,7 @@
                 <w:sz w:val="13"/>
                 <w:szCs w:val="13"/>
               </w:rPr>
-              <w:t xml:space="preserve">EFL C/4 · ESL B/5</w:t>
+              <w:t xml:space="preserve">EFL C · ESL B</w:t>
             </w:r>
           </w:p>
         </w:tc>
@@ -17097,7 +17097,7 @@
                 <w:sz w:val="13"/>
                 <w:szCs w:val="13"/>
               </w:rPr>
-              <w:t xml:space="preserve">EFL C/4 · ESL B/5</w:t>
+              <w:t xml:space="preserve">EFL C · ESL B</w:t>
             </w:r>
           </w:p>
         </w:tc>
@@ -17302,7 +17302,7 @@
                 <w:sz w:val="13"/>
                 <w:szCs w:val="13"/>
               </w:rPr>
-              <w:t xml:space="preserve">EFL C/4 · ESL B/5</w:t>
+              <w:t xml:space="preserve">EFL C · ESL B</w:t>
             </w:r>
           </w:p>
         </w:tc>
@@ -17506,7 +17506,7 @@
                 <w:sz w:val="13"/>
                 <w:szCs w:val="13"/>
               </w:rPr>
-              <w:t xml:space="preserve">EFL C/4 · ESL B/5</w:t>
+              <w:t xml:space="preserve">EFL C · ESL B</w:t>
             </w:r>
           </w:p>
         </w:tc>
@@ -17710,7 +17710,7 @@
                 <w:sz w:val="13"/>
                 <w:szCs w:val="13"/>
               </w:rPr>
-              <w:t xml:space="preserve">EFL C/4 · ESL B/5</w:t>
+              <w:t xml:space="preserve">EFL C · ESL B</w:t>
             </w:r>
           </w:p>
         </w:tc>
@@ -17915,7 +17915,7 @@
                 <w:sz w:val="13"/>
                 <w:szCs w:val="13"/>
               </w:rPr>
-              <w:t xml:space="preserve">EFL C/4 · ESL B/5</w:t>
+              <w:t xml:space="preserve">EFL C · ESL B</w:t>
             </w:r>
           </w:p>
         </w:tc>
@@ -18118,7 +18118,7 @@
                 <w:sz w:val="13"/>
                 <w:szCs w:val="13"/>
               </w:rPr>
-              <w:t xml:space="preserve">EFL C/4 · ESL B/5</w:t>
+              <w:t xml:space="preserve">EFL C · ESL B</w:t>
             </w:r>
           </w:p>
         </w:tc>
@@ -18323,7 +18323,7 @@
                 <w:sz w:val="13"/>
                 <w:szCs w:val="13"/>
               </w:rPr>
-              <w:t xml:space="preserve">EFL C/4 · ESL B/5</w:t>
+              <w:t xml:space="preserve">EFL C · ESL B</w:t>
             </w:r>
           </w:p>
         </w:tc>
@@ -18526,7 +18526,7 @@
                 <w:sz w:val="13"/>
                 <w:szCs w:val="13"/>
               </w:rPr>
-              <w:t xml:space="preserve">EFL C/4 · ESL B/5</w:t>
+              <w:t xml:space="preserve">EFL C · ESL B</w:t>
             </w:r>
           </w:p>
         </w:tc>
@@ -18731,7 +18731,7 @@
                 <w:sz w:val="13"/>
                 <w:szCs w:val="13"/>
               </w:rPr>
-              <w:t xml:space="preserve">EFL C/4 · ESL B/5</w:t>
+              <w:t xml:space="preserve">EFL C · ESL B</w:t>
             </w:r>
           </w:p>
         </w:tc>
@@ -18934,7 +18934,7 @@
                 <w:sz w:val="13"/>
                 <w:szCs w:val="13"/>
               </w:rPr>
-              <w:t xml:space="preserve">EFL C/4 · ESL B/5</w:t>
+              <w:t xml:space="preserve">EFL C · ESL B</w:t>
             </w:r>
           </w:p>
         </w:tc>
@@ -19137,7 +19137,7 @@
                 <w:sz w:val="13"/>
                 <w:szCs w:val="13"/>
               </w:rPr>
-              <w:t xml:space="preserve">EFL C/4 · ESL B/5</w:t>
+              <w:t xml:space="preserve">EFL C · ESL B</w:t>
             </w:r>
           </w:p>
         </w:tc>
@@ -19340,7 +19340,7 @@
                 <w:sz w:val="13"/>
                 <w:szCs w:val="13"/>
               </w:rPr>
-              <w:t xml:space="preserve">EFL C/4 · ESL B/5</w:t>
+              <w:t xml:space="preserve">EFL C · ESL B</w:t>
             </w:r>
           </w:p>
         </w:tc>
@@ -19544,7 +19544,7 @@
                 <w:sz w:val="13"/>
                 <w:szCs w:val="13"/>
               </w:rPr>
-              <w:t xml:space="preserve">EFL C/4 · ESL B/5</w:t>
+              <w:t xml:space="preserve">EFL C · ESL B</w:t>
             </w:r>
           </w:p>
         </w:tc>
@@ -19748,7 +19748,7 @@
                 <w:sz w:val="13"/>
                 <w:szCs w:val="13"/>
               </w:rPr>
-              <w:t xml:space="preserve">EFL C/4 · ESL B/5</w:t>
+              <w:t xml:space="preserve">EFL C · ESL B</w:t>
             </w:r>
           </w:p>
         </w:tc>
@@ -19951,7 +19951,7 @@
                 <w:sz w:val="13"/>
                 <w:szCs w:val="13"/>
               </w:rPr>
-              <w:t xml:space="preserve">EFL C/4 · ESL B/5</w:t>
+              <w:t xml:space="preserve">EFL C · ESL B</w:t>
             </w:r>
           </w:p>
         </w:tc>
@@ -20155,7 +20155,7 @@
                 <w:sz w:val="13"/>
                 <w:szCs w:val="13"/>
               </w:rPr>
-              <w:t xml:space="preserve">EFL C/4 · ESL B/5</w:t>
+              <w:t xml:space="preserve">EFL C · ESL B</w:t>
             </w:r>
           </w:p>
         </w:tc>
@@ -20359,7 +20359,7 @@
                 <w:sz w:val="13"/>
                 <w:szCs w:val="13"/>
               </w:rPr>
-              <w:t xml:space="preserve">EFL C/4 · ESL B/5</w:t>
+              <w:t xml:space="preserve">EFL C · ESL B</w:t>
             </w:r>
           </w:p>
         </w:tc>
@@ -20563,7 +20563,7 @@
                 <w:sz w:val="13"/>
                 <w:szCs w:val="13"/>
               </w:rPr>
-              <w:t xml:space="preserve">EFL C/4 · ESL B/5</w:t>
+              <w:t xml:space="preserve">EFL C · ESL B</w:t>
             </w:r>
           </w:p>
         </w:tc>
@@ -25737,7 +25737,7 @@
                 <w:sz w:val="13"/>
                 <w:szCs w:val="13"/>
               </w:rPr>
-              <w:t xml:space="preserve">EFL C/4 · ESL B/5</w:t>
+              <w:t xml:space="preserve">EFL C · ESL B</w:t>
             </w:r>
           </w:p>
         </w:tc>
@@ -25941,7 +25941,7 @@
                 <w:sz w:val="13"/>
                 <w:szCs w:val="13"/>
               </w:rPr>
-              <w:t xml:space="preserve">EFL C/4 · ESL B/5</w:t>
+              <w:t xml:space="preserve">EFL C · ESL B</w:t>
             </w:r>
           </w:p>
         </w:tc>
@@ -26145,7 +26145,7 @@
                 <w:sz w:val="13"/>
                 <w:szCs w:val="13"/>
               </w:rPr>
-              <w:t xml:space="preserve">EFL C/4 · ESL B/5</w:t>
+              <w:t xml:space="preserve">EFL C · ESL B</w:t>
             </w:r>
           </w:p>
         </w:tc>
@@ -26350,7 +26350,7 @@
                 <w:sz w:val="13"/>
                 <w:szCs w:val="13"/>
               </w:rPr>
-              <w:t xml:space="preserve">EFL C/4 · ESL B/5</w:t>
+              <w:t xml:space="preserve">EFL C · ESL B</w:t>
             </w:r>
           </w:p>
         </w:tc>
@@ -26553,7 +26553,7 @@
                 <w:sz w:val="13"/>
                 <w:szCs w:val="13"/>
               </w:rPr>
-              <w:t xml:space="preserve">EFL C/4 · ESL B/5</w:t>
+              <w:t xml:space="preserve">EFL C · ESL B</w:t>
             </w:r>
           </w:p>
         </w:tc>
@@ -26756,7 +26756,7 @@
                 <w:sz w:val="13"/>
                 <w:szCs w:val="13"/>
               </w:rPr>
-              <w:t xml:space="preserve">EFL C/4 · ESL B/5</w:t>
+              <w:t xml:space="preserve">EFL C · ESL B</w:t>
             </w:r>
           </w:p>
         </w:tc>
@@ -26962,7 +26962,7 @@
                 <w:sz w:val="13"/>
                 <w:szCs w:val="13"/>
               </w:rPr>
-              <w:t xml:space="preserve">EFL C/4 · ESL B/5</w:t>
+              <w:t xml:space="preserve">EFL C · ESL B</w:t>
             </w:r>
           </w:p>
         </w:tc>
@@ -27164,7 +27164,7 @@
                 <w:sz w:val="13"/>
                 <w:szCs w:val="13"/>
               </w:rPr>
-              <w:t xml:space="preserve">EFL C/4 · ESL B/5</w:t>
+              <w:t xml:space="preserve">EFL C · ESL B</w:t>
             </w:r>
           </w:p>
         </w:tc>
@@ -27369,7 +27369,7 @@
                 <w:sz w:val="13"/>
                 <w:szCs w:val="13"/>
               </w:rPr>
-              <w:t xml:space="preserve">EFL C/4 · ESL B/5</w:t>
+              <w:t xml:space="preserve">EFL C · ESL B</w:t>
             </w:r>
           </w:p>
         </w:tc>
@@ -27571,7 +27571,7 @@
                 <w:sz w:val="13"/>
                 <w:szCs w:val="13"/>
               </w:rPr>
-              <w:t xml:space="preserve">EFL C/4 · ESL B/5</w:t>
+              <w:t xml:space="preserve">EFL C · ESL B</w:t>
             </w:r>
           </w:p>
         </w:tc>
@@ -27774,7 +27774,7 @@
                 <w:sz w:val="13"/>
                 <w:szCs w:val="13"/>
               </w:rPr>
-              <w:t xml:space="preserve">EFL C/4 · ESL B/5</w:t>
+              <w:t xml:space="preserve">EFL C · ESL B</w:t>
             </w:r>
           </w:p>
         </w:tc>
@@ -27978,7 +27978,7 @@
                 <w:sz w:val="13"/>
                 <w:szCs w:val="13"/>
               </w:rPr>
-              <w:t xml:space="preserve">EFL C/4 · ESL B/5</w:t>
+              <w:t xml:space="preserve">EFL C · ESL B</w:t>
             </w:r>
           </w:p>
         </w:tc>
@@ -28181,7 +28181,7 @@
                 <w:sz w:val="13"/>
                 <w:szCs w:val="13"/>
               </w:rPr>
-              <w:t xml:space="preserve">EFL C/4 · ESL B/5</w:t>
+              <w:t xml:space="preserve">EFL C · ESL B</w:t>
             </w:r>
           </w:p>
         </w:tc>
@@ -28386,7 +28386,7 @@
                 <w:sz w:val="13"/>
                 <w:szCs w:val="13"/>
               </w:rPr>
-              <w:t xml:space="preserve">EFL C/4 · ESL B/5</w:t>
+              <w:t xml:space="preserve">EFL C · ESL B</w:t>
             </w:r>
           </w:p>
         </w:tc>
@@ -28590,7 +28590,7 @@
                 <w:sz w:val="13"/>
                 <w:szCs w:val="13"/>
               </w:rPr>
-              <w:t xml:space="preserve">EFL C/4 · ESL B/5</w:t>
+              <w:t xml:space="preserve">EFL C · ESL B</w:t>
             </w:r>
           </w:p>
         </w:tc>
@@ -28794,7 +28794,7 @@
                 <w:sz w:val="13"/>
                 <w:szCs w:val="13"/>
               </w:rPr>
-              <w:t xml:space="preserve">EFL C/4 · ESL B/5</w:t>
+              <w:t xml:space="preserve">EFL C · ESL B</w:t>
             </w:r>
           </w:p>
         </w:tc>
@@ -28999,7 +28999,7 @@
                 <w:sz w:val="13"/>
                 <w:szCs w:val="13"/>
               </w:rPr>
-              <w:t xml:space="preserve">EFL C/4 · ESL B/5</w:t>
+              <w:t xml:space="preserve">EFL C · ESL B</w:t>
             </w:r>
           </w:p>
         </w:tc>
@@ -29203,7 +29203,7 @@
                 <w:sz w:val="13"/>
                 <w:szCs w:val="13"/>
               </w:rPr>
-              <w:t xml:space="preserve">EFL C/4 · ESL B/5</w:t>
+              <w:t xml:space="preserve">EFL C · ESL B</w:t>
             </w:r>
           </w:p>
         </w:tc>
@@ -29407,7 +29407,7 @@
                 <w:sz w:val="13"/>
                 <w:szCs w:val="13"/>
               </w:rPr>
-              <w:t xml:space="preserve">EFL C/4 · ESL B/5</w:t>
+              <w:t xml:space="preserve">EFL C · ESL B</w:t>
             </w:r>
           </w:p>
         </w:tc>
